--- a/Documentation/Section39_Postman.docx
+++ b/Documentation/Section39_Postman.docx
@@ -9,11 +9,250 @@
       </w:r>
     </w:p>
     <w:p>
-      <w:r>
-        <w:t>In postman we have multiple option we can use and try requests  like https, grap</w:t>
-      </w:r>
-      <w:r>
-        <w:t>hql …..</w:t>
+      <w:pPr>
+        <w:spacing w:before="100" w:beforeAutospacing="1" w:after="100" w:afterAutospacing="1" w:line="240" w:lineRule="auto"/>
+        <w:outlineLvl w:val="2"/>
+        <w:rPr>
+          <w:rFonts w:ascii="Times New Roman" w:eastAsia="Times New Roman" w:hAnsi="Times New Roman" w:cs="Times New Roman"/>
+          <w:b/>
+          <w:bCs/>
+          <w:sz w:val="27"/>
+          <w:szCs w:val="27"/>
+        </w:rPr>
+      </w:pPr>
+      <w:r>
+        <w:rPr>
+          <w:rFonts w:ascii="Times New Roman" w:eastAsia="Times New Roman" w:hAnsi="Times New Roman" w:cs="Times New Roman"/>
+          <w:b/>
+          <w:bCs/>
+          <w:sz w:val="27"/>
+          <w:szCs w:val="27"/>
+        </w:rPr>
+        <w:t>1. Workspaces and Collections</w:t>
+      </w:r>
+    </w:p>
+    <w:p>
+      <w:pPr>
+        <w:numPr>
+          <w:ilvl w:val="0"/>
+          <w:numId w:val="1"/>
+        </w:numPr>
+        <w:spacing w:before="100" w:beforeAutospacing="1" w:after="100" w:afterAutospacing="1" w:line="240" w:lineRule="auto"/>
+        <w:rPr>
+          <w:rFonts w:ascii="Times New Roman" w:eastAsia="Times New Roman" w:hAnsi="Times New Roman" w:cs="Times New Roman"/>
+          <w:sz w:val="24"/>
+          <w:szCs w:val="24"/>
+        </w:rPr>
+      </w:pPr>
+      <w:r>
+        <w:rPr>
+          <w:rFonts w:ascii="Times New Roman" w:eastAsia="Times New Roman" w:hAnsi="Times New Roman" w:cs="Times New Roman"/>
+          <w:b/>
+          <w:bCs/>
+          <w:sz w:val="24"/>
+          <w:szCs w:val="24"/>
+        </w:rPr>
+        <w:t>Workspaces:</w:t>
+      </w:r>
+      <w:r>
+        <w:rPr>
+          <w:rFonts w:ascii="Times New Roman" w:eastAsia="Times New Roman" w:hAnsi="Times New Roman" w:cs="Times New Roman"/>
+          <w:sz w:val="24"/>
+          <w:szCs w:val="24"/>
+        </w:rPr>
+        <w:t xml:space="preserve"> Allow you to organize your personal or team projects separately.</w:t>
+      </w:r>
+    </w:p>
+    <w:p>
+      <w:pPr>
+        <w:numPr>
+          <w:ilvl w:val="0"/>
+          <w:numId w:val="1"/>
+        </w:numPr>
+        <w:spacing w:before="100" w:beforeAutospacing="1" w:after="100" w:afterAutospacing="1" w:line="240" w:lineRule="auto"/>
+        <w:rPr>
+          <w:rFonts w:ascii="Times New Roman" w:eastAsia="Times New Roman" w:hAnsi="Times New Roman" w:cs="Times New Roman"/>
+          <w:sz w:val="24"/>
+          <w:szCs w:val="24"/>
+        </w:rPr>
+      </w:pPr>
+      <w:r>
+        <w:rPr>
+          <w:rFonts w:ascii="Times New Roman" w:eastAsia="Times New Roman" w:hAnsi="Times New Roman" w:cs="Times New Roman"/>
+          <w:b/>
+          <w:bCs/>
+          <w:sz w:val="24"/>
+          <w:szCs w:val="24"/>
+        </w:rPr>
+        <w:t>Collections:</w:t>
+      </w:r>
+      <w:r>
+        <w:rPr>
+          <w:rFonts w:ascii="Times New Roman" w:eastAsia="Times New Roman" w:hAnsi="Times New Roman" w:cs="Times New Roman"/>
+          <w:sz w:val="24"/>
+          <w:szCs w:val="24"/>
+        </w:rPr>
+        <w:t xml:space="preserve"> Folders inside a workspace used to group related API requests together (e.g., all routes for a specific project).</w:t>
+      </w:r>
+    </w:p>
+    <w:p>
+      <w:pPr>
+        <w:numPr>
+          <w:ilvl w:val="0"/>
+          <w:numId w:val="1"/>
+        </w:numPr>
+        <w:spacing w:before="100" w:beforeAutospacing="1" w:after="100" w:afterAutospacing="1" w:line="240" w:lineRule="auto"/>
+        <w:rPr>
+          <w:rFonts w:ascii="Times New Roman" w:eastAsia="Times New Roman" w:hAnsi="Times New Roman" w:cs="Times New Roman"/>
+          <w:sz w:val="24"/>
+          <w:szCs w:val="24"/>
+        </w:rPr>
+      </w:pPr>
+      <w:r>
+        <w:rPr>
+          <w:rFonts w:ascii="Times New Roman" w:eastAsia="Times New Roman" w:hAnsi="Times New Roman" w:cs="Times New Roman"/>
+          <w:b/>
+          <w:bCs/>
+          <w:sz w:val="24"/>
+          <w:szCs w:val="24"/>
+        </w:rPr>
+        <w:t>Collection Settings:</w:t>
+      </w:r>
+      <w:r>
+        <w:rPr>
+          <w:rFonts w:ascii="Times New Roman" w:eastAsia="Times New Roman" w:hAnsi="Times New Roman" w:cs="Times New Roman"/>
+          <w:sz w:val="24"/>
+          <w:szCs w:val="24"/>
+        </w:rPr>
+        <w:t xml:space="preserve"> Collections include built-in tabs for:</w:t>
+      </w:r>
+    </w:p>
+    <w:p>
+      <w:pPr>
+        <w:numPr>
+          <w:ilvl w:val="1"/>
+          <w:numId w:val="1"/>
+        </w:numPr>
+        <w:spacing w:before="100" w:beforeAutospacing="1" w:after="100" w:afterAutospacing="1" w:line="240" w:lineRule="auto"/>
+        <w:rPr>
+          <w:rFonts w:ascii="Times New Roman" w:eastAsia="Times New Roman" w:hAnsi="Times New Roman" w:cs="Times New Roman"/>
+          <w:sz w:val="24"/>
+          <w:szCs w:val="24"/>
+        </w:rPr>
+      </w:pPr>
+      <w:r>
+        <w:rPr>
+          <w:rFonts w:ascii="Times New Roman" w:eastAsia="Times New Roman" w:hAnsi="Times New Roman" w:cs="Times New Roman"/>
+          <w:b/>
+          <w:bCs/>
+          <w:sz w:val="24"/>
+          <w:szCs w:val="24"/>
+        </w:rPr>
+        <w:t>Authorization:</w:t>
+      </w:r>
+      <w:r>
+        <w:rPr>
+          <w:rFonts w:ascii="Times New Roman" w:eastAsia="Times New Roman" w:hAnsi="Times New Roman" w:cs="Times New Roman"/>
+          <w:sz w:val="24"/>
+          <w:szCs w:val="24"/>
+        </w:rPr>
+        <w:t xml:space="preserve"> Set global auth headers (like Bearer tokens) applied to all requests inside.</w:t>
+      </w:r>
+    </w:p>
+    <w:p>
+      <w:pPr>
+        <w:numPr>
+          <w:ilvl w:val="1"/>
+          <w:numId w:val="1"/>
+        </w:numPr>
+        <w:spacing w:before="100" w:beforeAutospacing="1" w:after="100" w:afterAutospacing="1" w:line="240" w:lineRule="auto"/>
+        <w:rPr>
+          <w:rFonts w:ascii="Times New Roman" w:eastAsia="Times New Roman" w:hAnsi="Times New Roman" w:cs="Times New Roman"/>
+          <w:sz w:val="24"/>
+          <w:szCs w:val="24"/>
+        </w:rPr>
+      </w:pPr>
+      <w:r>
+        <w:rPr>
+          <w:rFonts w:ascii="Times New Roman" w:eastAsia="Times New Roman" w:hAnsi="Times New Roman" w:cs="Times New Roman"/>
+          <w:b/>
+          <w:bCs/>
+          <w:sz w:val="24"/>
+          <w:szCs w:val="24"/>
+        </w:rPr>
+        <w:t>Pre-request &amp; Post-response Scripts:</w:t>
+      </w:r>
+      <w:r>
+        <w:rPr>
+          <w:rFonts w:ascii="Times New Roman" w:eastAsia="Times New Roman" w:hAnsi="Times New Roman" w:cs="Times New Roman"/>
+          <w:sz w:val="24"/>
+          <w:szCs w:val="24"/>
+        </w:rPr>
+        <w:t xml:space="preserve"> Automate workflows or write test assertions in JavaScript.</w:t>
+      </w:r>
+    </w:p>
+    <w:p>
+      <w:pPr>
+        <w:numPr>
+          <w:ilvl w:val="1"/>
+          <w:numId w:val="1"/>
+        </w:numPr>
+        <w:spacing w:before="100" w:beforeAutospacing="1" w:after="100" w:afterAutospacing="1" w:line="240" w:lineRule="auto"/>
+        <w:rPr>
+          <w:rFonts w:ascii="Times New Roman" w:eastAsia="Times New Roman" w:hAnsi="Times New Roman" w:cs="Times New Roman"/>
+          <w:sz w:val="24"/>
+          <w:szCs w:val="24"/>
+        </w:rPr>
+      </w:pPr>
+      <w:r>
+        <w:rPr>
+          <w:rFonts w:ascii="Times New Roman" w:eastAsia="Times New Roman" w:hAnsi="Times New Roman" w:cs="Times New Roman"/>
+          <w:b/>
+          <w:bCs/>
+          <w:sz w:val="24"/>
+          <w:szCs w:val="24"/>
+        </w:rPr>
+        <w:t>Variables:</w:t>
+      </w:r>
+      <w:r>
+        <w:rPr>
+          <w:rFonts w:ascii="Times New Roman" w:eastAsia="Times New Roman" w:hAnsi="Times New Roman" w:cs="Times New Roman"/>
+          <w:sz w:val="24"/>
+          <w:szCs w:val="24"/>
+        </w:rPr>
+        <w:t xml:space="preserve"> Store reusable values across the entire collection.</w:t>
+      </w:r>
+    </w:p>
+    <w:p>
+      <w:pPr>
+        <w:numPr>
+          <w:ilvl w:val="1"/>
+          <w:numId w:val="1"/>
+        </w:numPr>
+        <w:spacing w:before="100" w:beforeAutospacing="1" w:after="100" w:afterAutospacing="1" w:line="240" w:lineRule="auto"/>
+        <w:rPr>
+          <w:rFonts w:ascii="Times New Roman" w:eastAsia="Times New Roman" w:hAnsi="Times New Roman" w:cs="Times New Roman"/>
+          <w:sz w:val="24"/>
+          <w:szCs w:val="24"/>
+        </w:rPr>
+      </w:pPr>
+      <w:r>
+        <w:rPr>
+          <w:rFonts w:ascii="Times New Roman" w:eastAsia="Times New Roman" w:hAnsi="Times New Roman" w:cs="Times New Roman"/>
+          <w:b/>
+          <w:bCs/>
+          <w:sz w:val="24"/>
+          <w:szCs w:val="24"/>
+        </w:rPr>
+        <w:t>Run:</w:t>
+      </w:r>
+      <w:r>
+        <w:rPr>
+          <w:rFonts w:ascii="Times New Roman" w:eastAsia="Times New Roman" w:hAnsi="Times New Roman" w:cs="Times New Roman"/>
+          <w:sz w:val="24"/>
+          <w:szCs w:val="24"/>
+        </w:rPr>
+        <w:t xml:space="preserve"> Execute the entire batch of requests sequentially.</w:t>
       </w:r>
     </w:p>
     <w:p>
@@ -23,52 +262,6 @@
             <wp:extent cx="5943600" cy="2968625"/>
             <wp:effectExtent l="0" t="0" r="0" b="3175"/>
             <wp:docPr id="1" name="Picture 1"/>
-            <wp:cNvGraphicFramePr>
-              <a:graphicFrameLocks xmlns:a="http://schemas.openxmlformats.org/drawingml/2006/main" noChangeAspect="1"/>
-            </wp:cNvGraphicFramePr>
-            <a:graphic xmlns:a="http://schemas.openxmlformats.org/drawingml/2006/main">
-              <a:graphicData uri="http://schemas.openxmlformats.org/drawingml/2006/picture">
-                <pic:pic xmlns:pic="http://schemas.openxmlformats.org/drawingml/2006/picture">
-                  <pic:nvPicPr>
-                    <pic:cNvPr id="1" name=""/>
-                    <pic:cNvPicPr/>
-                  </pic:nvPicPr>
-                  <pic:blipFill>
-                    <a:blip r:embed="rId4"/>
-                    <a:stretch>
-                      <a:fillRect/>
-                    </a:stretch>
-                  </pic:blipFill>
-                  <pic:spPr>
-                    <a:xfrm>
-                      <a:off x="0" y="0"/>
-                      <a:ext cx="5943600" cy="2968625"/>
-                    </a:xfrm>
-                    <a:prstGeom prst="rect">
-                      <a:avLst/>
-                    </a:prstGeom>
-                  </pic:spPr>
-                </pic:pic>
-              </a:graphicData>
-            </a:graphic>
-          </wp:inline>
-        </w:drawing>
-      </w:r>
-    </w:p>
-    <w:p/>
-    <w:p>
-      <w:r>
-        <w:t xml:space="preserve">We can also create our different work spaces as we want </w:t>
-      </w:r>
-    </w:p>
-    <w:p>
-      <w:r>
-        <w:lastRenderedPageBreak/>
-        <w:drawing>
-          <wp:inline distT="0" distB="0" distL="0" distR="0" wp14:anchorId="241A2990" wp14:editId="429D279A">
-            <wp:extent cx="5943600" cy="4965065"/>
-            <wp:effectExtent l="0" t="0" r="0" b="6985"/>
-            <wp:docPr id="2" name="Picture 2"/>
             <wp:cNvGraphicFramePr>
               <a:graphicFrameLocks xmlns:a="http://schemas.openxmlformats.org/drawingml/2006/main" noChangeAspect="1"/>
             </wp:cNvGraphicFramePr>
@@ -88,6 +281,52 @@
                   <pic:spPr>
                     <a:xfrm>
                       <a:off x="0" y="0"/>
+                      <a:ext cx="5943600" cy="2968625"/>
+                    </a:xfrm>
+                    <a:prstGeom prst="rect">
+                      <a:avLst/>
+                    </a:prstGeom>
+                  </pic:spPr>
+                </pic:pic>
+              </a:graphicData>
+            </a:graphic>
+          </wp:inline>
+        </w:drawing>
+      </w:r>
+    </w:p>
+    <w:p/>
+    <w:p>
+      <w:r>
+        <w:t xml:space="preserve">We can also create our different work spaces as we want </w:t>
+      </w:r>
+    </w:p>
+    <w:p>
+      <w:r>
+        <w:lastRenderedPageBreak/>
+        <w:drawing>
+          <wp:inline distT="0" distB="0" distL="0" distR="0" wp14:anchorId="241A2990" wp14:editId="429D279A">
+            <wp:extent cx="5943600" cy="4965065"/>
+            <wp:effectExtent l="0" t="0" r="0" b="6985"/>
+            <wp:docPr id="2" name="Picture 2"/>
+            <wp:cNvGraphicFramePr>
+              <a:graphicFrameLocks xmlns:a="http://schemas.openxmlformats.org/drawingml/2006/main" noChangeAspect="1"/>
+            </wp:cNvGraphicFramePr>
+            <a:graphic xmlns:a="http://schemas.openxmlformats.org/drawingml/2006/main">
+              <a:graphicData uri="http://schemas.openxmlformats.org/drawingml/2006/picture">
+                <pic:pic xmlns:pic="http://schemas.openxmlformats.org/drawingml/2006/picture">
+                  <pic:nvPicPr>
+                    <pic:cNvPr id="1" name=""/>
+                    <pic:cNvPicPr/>
+                  </pic:nvPicPr>
+                  <pic:blipFill>
+                    <a:blip r:embed="rId6"/>
+                    <a:stretch>
+                      <a:fillRect/>
+                    </a:stretch>
+                  </pic:blipFill>
+                  <pic:spPr>
+                    <a:xfrm>
+                      <a:off x="0" y="0"/>
                       <a:ext cx="5943600" cy="4965065"/>
                     </a:xfrm>
                     <a:prstGeom prst="rect">
@@ -125,7 +364,7 @@
                     <pic:cNvPicPr/>
                   </pic:nvPicPr>
                   <pic:blipFill>
-                    <a:blip r:embed="rId6"/>
+                    <a:blip r:embed="rId7"/>
                     <a:stretch>
                       <a:fillRect/>
                     </a:stretch>
@@ -173,7 +412,7 @@
                     <pic:cNvPicPr/>
                   </pic:nvPicPr>
                   <pic:blipFill>
-                    <a:blip r:embed="rId7" cstate="print">
+                    <a:blip r:embed="rId8" cstate="print">
                       <a:extLst>
                         <a:ext uri="{28A0092B-C50C-407E-A947-70E740481C1C}">
                           <a14:useLocalDpi xmlns:a14="http://schemas.microsoft.com/office/drawing/2010/main" val="0"/>
@@ -255,7 +494,7 @@
                     <pic:cNvPicPr/>
                   </pic:nvPicPr>
                   <pic:blipFill>
-                    <a:blip r:embed="rId8"/>
+                    <a:blip r:embed="rId9"/>
                     <a:stretch>
                       <a:fillRect/>
                     </a:stretch>
@@ -278,88 +517,164 @@
     </w:p>
     <w:p/>
     <w:p>
-      <w:r>
-        <w:t xml:space="preserve">After than open command prompt and run our project </w:t>
-      </w:r>
-    </w:p>
-    <w:p>
-      <w:r>
-        <w:t xml:space="preserve">So project that we already make the taskkrov3 so activate the virtual enviroment and run that project </w:t>
-      </w:r>
-    </w:p>
-    <w:p>
+      <w:pPr>
+        <w:pStyle w:val="Heading3"/>
+      </w:pPr>
+      <w:r>
+        <w:t>2. Running the FastAPI Application</w:t>
+      </w:r>
+    </w:p>
+    <w:p>
+      <w:pPr>
+        <w:pStyle w:val="NormalWeb"/>
+      </w:pPr>
+      <w:r>
+        <w:t>Before testing your endpoints in Postman, ensure your local development server is running:</w:t>
+      </w:r>
+    </w:p>
+    <w:p>
+      <w:pPr>
+        <w:pStyle w:val="NormalWeb"/>
+        <w:numPr>
+          <w:ilvl w:val="0"/>
+          <w:numId w:val="2"/>
+        </w:numPr>
+      </w:pPr>
+      <w:r>
+        <w:t>Open your terminal or command prompt.</w:t>
+      </w:r>
+    </w:p>
+    <w:p>
+      <w:pPr>
+        <w:pStyle w:val="NormalWeb"/>
+        <w:numPr>
+          <w:ilvl w:val="0"/>
+          <w:numId w:val="2"/>
+        </w:numPr>
+      </w:pPr>
       <w:r>
         <w:lastRenderedPageBreak/>
+        <w:t xml:space="preserve">Navigate to your project directory (e.g., </w:t>
+      </w:r>
+      <w:r>
+        <w:rPr>
+          <w:rStyle w:val="HTMLCode"/>
+          <w:highlight w:val="lightGray"/>
+        </w:rPr>
+        <w:t>taskkrov3</w:t>
+      </w:r>
+      <w:r>
+        <w:t>).</w:t>
+      </w:r>
+    </w:p>
+    <w:p>
+      <w:pPr>
+        <w:pStyle w:val="NormalWeb"/>
+        <w:numPr>
+          <w:ilvl w:val="0"/>
+          <w:numId w:val="2"/>
+        </w:numPr>
+      </w:pPr>
+      <w:r>
+        <w:t>Activate your virtual environment:</w:t>
+      </w:r>
+    </w:p>
+    <w:p>
+      <w:pPr>
+        <w:pStyle w:val="NormalWeb"/>
+        <w:numPr>
+          <w:ilvl w:val="1"/>
+          <w:numId w:val="2"/>
+        </w:numPr>
+      </w:pPr>
+      <w:r>
+        <w:rPr>
+          <w:b/>
+          <w:bCs/>
+        </w:rPr>
+        <w:t>Windows:</w:t>
+      </w:r>
+      <w:r>
+        <w:t xml:space="preserve"> </w:t>
+      </w:r>
+      <w:r>
+        <w:rPr>
+          <w:rStyle w:val="HTMLCode"/>
+          <w:highlight w:val="lightGray"/>
+        </w:rPr>
+        <w:t>.\venv\Scripts\activate</w:t>
+      </w:r>
+    </w:p>
+    <w:p>
+      <w:pPr>
+        <w:pStyle w:val="NormalWeb"/>
+        <w:numPr>
+          <w:ilvl w:val="1"/>
+          <w:numId w:val="2"/>
+        </w:numPr>
+      </w:pPr>
+      <w:r>
+        <w:rPr>
+          <w:b/>
+          <w:bCs/>
+        </w:rPr>
+        <w:t>macOS/Linux:</w:t>
+      </w:r>
+      <w:r>
+        <w:t xml:space="preserve"> </w:t>
+      </w:r>
+      <w:r>
+        <w:rPr>
+          <w:rStyle w:val="HTMLCode"/>
+          <w:highlight w:val="lightGray"/>
+        </w:rPr>
+        <w:t>source venv/bin/activate</w:t>
+      </w:r>
+    </w:p>
+    <w:p>
+      <w:pPr>
+        <w:pStyle w:val="NormalWeb"/>
+        <w:numPr>
+          <w:ilvl w:val="0"/>
+          <w:numId w:val="2"/>
+        </w:numPr>
+      </w:pPr>
+      <w:r>
+        <w:t>Start the FastAPI server using Uvicorn:</w:t>
+      </w:r>
+    </w:p>
+    <w:p>
+      <w:pPr>
+        <w:spacing w:beforeAutospacing="1" w:afterAutospacing="1"/>
+        <w:ind w:left="720"/>
+      </w:pPr>
+      <w:r>
+        <w:rPr>
+          <w:rStyle w:val="ng-tns-c1961595714-22"/>
+        </w:rPr>
+        <w:t>Bash</w:t>
+      </w:r>
+    </w:p>
+    <w:p>
+      <w:pPr>
+        <w:pStyle w:val="HTMLPreformatted"/>
+        <w:ind w:left="720"/>
+      </w:pPr>
+      <w:r>
+        <w:rPr>
+          <w:rStyle w:val="HTMLCode"/>
+          <w:highlight w:val="lightGray"/>
+        </w:rPr>
+        <w:t>uvicorn main:app --reload</w:t>
+      </w:r>
+    </w:p>
+    <w:p>
+      <w:r>
         <w:drawing>
           <wp:inline distT="0" distB="0" distL="0" distR="0" wp14:anchorId="5AA26B14" wp14:editId="23FB94A6">
             <wp:extent cx="5943600" cy="1925955"/>
             <wp:effectExtent l="0" t="0" r="0" b="0"/>
             <wp:docPr id="6" name="Picture 6"/>
-            <wp:cNvGraphicFramePr>
-              <a:graphicFrameLocks xmlns:a="http://schemas.openxmlformats.org/drawingml/2006/main" noChangeAspect="1"/>
-            </wp:cNvGraphicFramePr>
-            <a:graphic xmlns:a="http://schemas.openxmlformats.org/drawingml/2006/main">
-              <a:graphicData uri="http://schemas.openxmlformats.org/drawingml/2006/picture">
-                <pic:pic xmlns:pic="http://schemas.openxmlformats.org/drawingml/2006/picture">
-                  <pic:nvPicPr>
-                    <pic:cNvPr id="1" name=""/>
-                    <pic:cNvPicPr/>
-                  </pic:nvPicPr>
-                  <pic:blipFill>
-                    <a:blip r:embed="rId9"/>
-                    <a:stretch>
-                      <a:fillRect/>
-                    </a:stretch>
-                  </pic:blipFill>
-                  <pic:spPr>
-                    <a:xfrm>
-                      <a:off x="0" y="0"/>
-                      <a:ext cx="5943600" cy="1925955"/>
-                    </a:xfrm>
-                    <a:prstGeom prst="rect">
-                      <a:avLst/>
-                    </a:prstGeom>
-                  </pic:spPr>
-                </pic:pic>
-              </a:graphicData>
-            </a:graphic>
-          </wp:inline>
-        </w:drawing>
-      </w:r>
-    </w:p>
-    <w:p/>
-    <w:p>
-      <w:pPr>
-        <w:rPr>
-          <w:b/>
-        </w:rPr>
-      </w:pPr>
-      <w:r>
-        <w:t xml:space="preserve">So after find the route for </w:t>
-      </w:r>
-      <w:r>
-        <w:rPr>
-          <w:b/>
-        </w:rPr>
-        <w:t>ALL TASK</w:t>
-      </w:r>
-      <w:r>
-        <w:t xml:space="preserve"> that we set inside the project and test inside the </w:t>
-      </w:r>
-      <w:r>
-        <w:rPr>
-          <w:b/>
-        </w:rPr>
-        <w:t>post man</w:t>
-      </w:r>
-    </w:p>
-    <w:p>
-      <w:r>
-        <w:drawing>
-          <wp:inline distT="0" distB="0" distL="0" distR="0" wp14:anchorId="0F371B32" wp14:editId="7A62833E">
-            <wp:extent cx="5943600" cy="3160395"/>
-            <wp:effectExtent l="0" t="0" r="0" b="1905"/>
-            <wp:docPr id="7" name="Picture 7"/>
             <wp:cNvGraphicFramePr>
               <a:graphicFrameLocks xmlns:a="http://schemas.openxmlformats.org/drawingml/2006/main" noChangeAspect="1"/>
             </wp:cNvGraphicFramePr>
@@ -379,7 +694,7 @@
                   <pic:spPr>
                     <a:xfrm>
                       <a:off x="0" y="0"/>
-                      <a:ext cx="5943600" cy="3160395"/>
+                      <a:ext cx="5943600" cy="1925955"/>
                     </a:xfrm>
                     <a:prstGeom prst="rect">
                       <a:avLst/>
@@ -392,54 +707,39 @@
         </w:drawing>
       </w:r>
     </w:p>
-    <w:p>
-      <w:r>
-        <w:t>Enter the url in the postman and see the result .</w:t>
-      </w:r>
-      <w:r>
-        <w:t>So here we see our results</w:t>
-      </w:r>
-    </w:p>
-    <w:p>
-      <w:r>
-        <w:t xml:space="preserve">For saving just press the </w:t>
-      </w:r>
-      <w:r>
-        <w:rPr>
-          <w:highlight w:val="lightGray"/>
-        </w:rPr>
-        <w:t>control + s</w:t>
-      </w:r>
-    </w:p>
     <w:p/>
     <w:p>
-      <w:r>
-        <w:t xml:space="preserve">Same like this we create the different requests and test these requests </w:t>
-      </w:r>
-    </w:p>
-    <w:p>
-      <w:r>
-        <w:t>Like for onetask (taking,getting  1 single task)</w:t>
-      </w:r>
-    </w:p>
-    <w:p>
-      <w:r>
-        <w:t xml:space="preserve">So now we see for single task </w:t>
-      </w:r>
-    </w:p>
-    <w:p>
-      <w:r>
-        <w:t>Single task:</w:t>
-      </w:r>
-    </w:p>
-    <w:p>
-      <w:r>
-        <w:lastRenderedPageBreak/>
+      <w:pPr>
+        <w:rPr>
+          <w:b/>
+        </w:rPr>
+      </w:pPr>
+      <w:r>
+        <w:t xml:space="preserve">So after find the route for </w:t>
+      </w:r>
+      <w:r>
+        <w:rPr>
+          <w:b/>
+        </w:rPr>
+        <w:t>ALL TASK</w:t>
+      </w:r>
+      <w:r>
+        <w:t xml:space="preserve"> that we set inside the project and test inside the </w:t>
+      </w:r>
+      <w:r>
+        <w:rPr>
+          <w:b/>
+        </w:rPr>
+        <w:t>post man</w:t>
+      </w:r>
+    </w:p>
+    <w:p>
+      <w:r>
         <w:drawing>
-          <wp:inline distT="0" distB="0" distL="0" distR="0" wp14:anchorId="5C57026A" wp14:editId="12666908">
-            <wp:extent cx="5943600" cy="3201035"/>
-            <wp:effectExtent l="0" t="0" r="0" b="0"/>
-            <wp:docPr id="8" name="Picture 8"/>
+          <wp:inline distT="0" distB="0" distL="0" distR="0" wp14:anchorId="0F371B32" wp14:editId="7A62833E">
+            <wp:extent cx="5943600" cy="3160395"/>
+            <wp:effectExtent l="0" t="0" r="0" b="1905"/>
+            <wp:docPr id="7" name="Picture 7"/>
             <wp:cNvGraphicFramePr>
               <a:graphicFrameLocks xmlns:a="http://schemas.openxmlformats.org/drawingml/2006/main" noChangeAspect="1"/>
             </wp:cNvGraphicFramePr>
@@ -459,7 +759,7 @@
                   <pic:spPr>
                     <a:xfrm>
                       <a:off x="0" y="0"/>
-                      <a:ext cx="5943600" cy="3201035"/>
+                      <a:ext cx="5943600" cy="3160395"/>
                     </a:xfrm>
                     <a:prstGeom prst="rect">
                       <a:avLst/>
@@ -472,75 +772,258 @@
         </w:drawing>
       </w:r>
     </w:p>
-    <w:p/>
-    <w:p/>
-    <w:p>
-      <w:r>
-        <w:t>Now we see in our url :</w:t>
-      </w:r>
-    </w:p>
-    <w:p>
-      <w:r>
-        <w:rPr>
-          <w:rFonts w:ascii="Segoe UI" w:hAnsi="Segoe UI" w:cs="Segoe UI"/>
-          <w:color w:val="FFFFFF"/>
-          <w:sz w:val="18"/>
-          <w:szCs w:val="18"/>
-          <w:shd w:val="clear" w:color="auto" w:fill="212121"/>
-        </w:rPr>
-        <w:t>http://localhost:8000</w:t>
-      </w:r>
-    </w:p>
-    <w:p>
-      <w:r>
-        <w:t>this is common in all our re</w:t>
-      </w:r>
-      <w:r>
-        <w:t xml:space="preserve">quest so we can make it variable </w:t>
-      </w:r>
-    </w:p>
-    <w:p>
-      <w:r>
-        <w:t xml:space="preserve">for making the variable we have different methods  by clicking on the enviroment </w:t>
-      </w:r>
-    </w:p>
-    <w:p>
-      <w:r>
-        <w:t xml:space="preserve">so we also make the collection variable go into the collections </w:t>
-      </w:r>
-    </w:p>
-    <w:p>
-      <w:r>
-        <w:t xml:space="preserve">and than go into the variables </w:t>
-      </w:r>
-    </w:p>
-    <w:p>
-      <w:r>
-        <w:t xml:space="preserve">and here write the name of the variable and our common url  that we want to make the variable of that </w:t>
-      </w:r>
-    </w:p>
-    <w:p>
-      <w:r>
-        <w:t xml:space="preserve">and than press </w:t>
-      </w:r>
-      <w:r>
-        <w:rPr>
-          <w:highlight w:val="lightGray"/>
-        </w:rPr>
-        <w:t>control+s</w:t>
-      </w:r>
-      <w:r>
-        <w:t xml:space="preserve"> to save </w:t>
-      </w:r>
-    </w:p>
-    <w:p>
-      <w:r>
+    <w:p>
+      <w:pPr>
+        <w:pStyle w:val="Heading3"/>
+      </w:pPr>
+      <w:r>
+        <w:t>3. Adding and Testing Requests</w:t>
+      </w:r>
+    </w:p>
+    <w:p>
+      <w:pPr>
+        <w:pStyle w:val="NormalWeb"/>
+        <w:numPr>
+          <w:ilvl w:val="0"/>
+          <w:numId w:val="3"/>
+        </w:numPr>
+      </w:pPr>
+      <w:r>
+        <w:rPr>
+          <w:b/>
+          <w:bCs/>
+        </w:rPr>
+        <w:t>Create a Request:</w:t>
+      </w:r>
+      <w:r>
+        <w:t xml:space="preserve"> Inside your collection, click </w:t>
+      </w:r>
+      <w:r>
+        <w:rPr>
+          <w:b/>
+          <w:bCs/>
+        </w:rPr>
+        <w:t>Add request</w:t>
+      </w:r>
+      <w:r>
+        <w:t>.</w:t>
+      </w:r>
+    </w:p>
+    <w:p>
+      <w:pPr>
+        <w:pStyle w:val="NormalWeb"/>
+        <w:numPr>
+          <w:ilvl w:val="0"/>
+          <w:numId w:val="3"/>
+        </w:numPr>
+      </w:pPr>
+      <w:r>
+        <w:rPr>
+          <w:b/>
+          <w:bCs/>
+        </w:rPr>
         <w:lastRenderedPageBreak/>
+        <w:t>Fetch All Tasks:</w:t>
+      </w:r>
+    </w:p>
+    <w:p>
+      <w:pPr>
+        <w:pStyle w:val="NormalWeb"/>
+        <w:numPr>
+          <w:ilvl w:val="1"/>
+          <w:numId w:val="3"/>
+        </w:numPr>
+      </w:pPr>
+      <w:r>
+        <w:t xml:space="preserve">Method: </w:t>
+      </w:r>
+      <w:r>
+        <w:rPr>
+          <w:rStyle w:val="HTMLCode"/>
+          <w:highlight w:val="lightGray"/>
+        </w:rPr>
+        <w:t>GET</w:t>
+      </w:r>
+    </w:p>
+    <w:p>
+      <w:pPr>
+        <w:pStyle w:val="NormalWeb"/>
+        <w:numPr>
+          <w:ilvl w:val="1"/>
+          <w:numId w:val="3"/>
+        </w:numPr>
+      </w:pPr>
+      <w:r>
+        <w:t xml:space="preserve">URL: </w:t>
+      </w:r>
+      <w:r>
+        <w:rPr>
+          <w:rStyle w:val="HTMLCode"/>
+          <w:highlight w:val="lightGray"/>
+        </w:rPr>
+        <w:t>http://localhost:8000/tasks</w:t>
+      </w:r>
+    </w:p>
+    <w:p>
+      <w:pPr>
+        <w:pStyle w:val="NormalWeb"/>
+        <w:numPr>
+          <w:ilvl w:val="1"/>
+          <w:numId w:val="3"/>
+        </w:numPr>
+      </w:pPr>
+      <w:r>
+        <w:t xml:space="preserve">Click </w:t>
+      </w:r>
+      <w:r>
+        <w:rPr>
+          <w:b/>
+          <w:bCs/>
+        </w:rPr>
+        <w:t>Send</w:t>
+      </w:r>
+      <w:r>
+        <w:t xml:space="preserve"> to view the response payload and status code (</w:t>
+      </w:r>
+      <w:r>
+        <w:rPr>
+          <w:rStyle w:val="HTMLCode"/>
+        </w:rPr>
+        <w:t>200 OK</w:t>
+      </w:r>
+      <w:r>
+        <w:t>).</w:t>
+      </w:r>
+    </w:p>
+    <w:p>
+      <w:pPr>
+        <w:pStyle w:val="NormalWeb"/>
+        <w:numPr>
+          <w:ilvl w:val="1"/>
+          <w:numId w:val="3"/>
+        </w:numPr>
+      </w:pPr>
+      <w:r>
+        <w:t xml:space="preserve">Press </w:t>
+      </w:r>
+      <w:r>
+        <w:rPr>
+          <w:rStyle w:val="HTMLCode"/>
+        </w:rPr>
+        <w:t>Ctrl + S</w:t>
+      </w:r>
+      <w:r>
+        <w:t xml:space="preserve"> (or </w:t>
+      </w:r>
+      <w:r>
+        <w:rPr>
+          <w:rStyle w:val="HTMLCode"/>
+        </w:rPr>
+        <w:t>Cmd + S</w:t>
+      </w:r>
+      <w:r>
+        <w:t>) to save the request to your collection.</w:t>
+      </w:r>
+    </w:p>
+    <w:p>
+      <w:pPr>
+        <w:pStyle w:val="NormalWeb"/>
+        <w:numPr>
+          <w:ilvl w:val="0"/>
+          <w:numId w:val="3"/>
+        </w:numPr>
+      </w:pPr>
+      <w:r>
+        <w:rPr>
+          <w:b/>
+          <w:bCs/>
+        </w:rPr>
+        <w:t>Fetch a Single Task:</w:t>
+      </w:r>
+    </w:p>
+    <w:p>
+      <w:pPr>
+        <w:pStyle w:val="NormalWeb"/>
+        <w:numPr>
+          <w:ilvl w:val="1"/>
+          <w:numId w:val="3"/>
+        </w:numPr>
+      </w:pPr>
+      <w:r>
+        <w:t>Method:</w:t>
+      </w:r>
+      <w:r>
+        <w:rPr>
+          <w:rStyle w:val="HTMLCode"/>
+          <w:highlight w:val="lightGray"/>
+        </w:rPr>
+        <w:t xml:space="preserve"> </w:t>
+      </w:r>
+      <w:r>
+        <w:rPr>
+          <w:rStyle w:val="HTMLCode"/>
+          <w:highlight w:val="lightGray"/>
+        </w:rPr>
+        <w:t>GET</w:t>
+      </w:r>
+    </w:p>
+    <w:p>
+      <w:pPr>
+        <w:pStyle w:val="NormalWeb"/>
+        <w:numPr>
+          <w:ilvl w:val="1"/>
+          <w:numId w:val="3"/>
+        </w:numPr>
+        <w:rPr>
+          <w:rStyle w:val="HTMLCode"/>
+          <w:highlight w:val="lightGray"/>
+        </w:rPr>
+      </w:pPr>
+      <w:r>
+        <w:t xml:space="preserve">URL: </w:t>
+      </w:r>
+      <w:r>
+        <w:rPr>
+          <w:rStyle w:val="HTMLCode"/>
+          <w:highlight w:val="lightGray"/>
+        </w:rPr>
+        <w:t>http://localhost:8000/task/1</w:t>
+      </w:r>
+    </w:p>
+    <w:p>
+      <w:pPr>
+        <w:pStyle w:val="NormalWeb"/>
+        <w:numPr>
+          <w:ilvl w:val="1"/>
+          <w:numId w:val="3"/>
+        </w:numPr>
+      </w:pPr>
+      <w:r>
+        <w:t xml:space="preserve">Click </w:t>
+      </w:r>
+      <w:r>
+        <w:rPr>
+          <w:b/>
+          <w:bCs/>
+        </w:rPr>
+        <w:t>Send</w:t>
+      </w:r>
+      <w:r>
+        <w:t xml:space="preserve"> to verify single-item retrieval.</w:t>
+      </w:r>
+    </w:p>
+    <w:p>
+      <w:r>
+        <w:t>Single task:</w:t>
+      </w:r>
+    </w:p>
+    <w:p>
+      <w:r>
         <w:drawing>
-          <wp:inline distT="0" distB="0" distL="0" distR="0" wp14:anchorId="1B4A8498" wp14:editId="69F93454">
-            <wp:extent cx="5943600" cy="2234565"/>
+          <wp:inline distT="0" distB="0" distL="0" distR="0" wp14:anchorId="5C57026A" wp14:editId="12666908">
+            <wp:extent cx="5943600" cy="3201035"/>
             <wp:effectExtent l="0" t="0" r="0" b="0"/>
-            <wp:docPr id="9" name="Picture 9"/>
+            <wp:docPr id="8" name="Picture 8"/>
             <wp:cNvGraphicFramePr>
               <a:graphicFrameLocks xmlns:a="http://schemas.openxmlformats.org/drawingml/2006/main" noChangeAspect="1"/>
             </wp:cNvGraphicFramePr>
@@ -560,6 +1043,242 @@
                   <pic:spPr>
                     <a:xfrm>
                       <a:off x="0" y="0"/>
+                      <a:ext cx="5943600" cy="3201035"/>
+                    </a:xfrm>
+                    <a:prstGeom prst="rect">
+                      <a:avLst/>
+                    </a:prstGeom>
+                  </pic:spPr>
+                </pic:pic>
+              </a:graphicData>
+            </a:graphic>
+          </wp:inline>
+        </w:drawing>
+      </w:r>
+    </w:p>
+    <w:p/>
+    <w:p/>
+    <w:p/>
+    <w:p>
+      <w:pPr>
+        <w:pStyle w:val="Heading3"/>
+      </w:pPr>
+      <w:r>
+        <w:t>4. Configuring Dynamic Variables</w:t>
+      </w:r>
+    </w:p>
+    <w:p>
+      <w:pPr>
+        <w:pStyle w:val="NormalWeb"/>
+      </w:pPr>
+      <w:r>
+        <w:t xml:space="preserve">Hardcoding </w:t>
+      </w:r>
+      <w:r>
+        <w:rPr>
+          <w:rStyle w:val="HTMLCode"/>
+          <w:highlight w:val="lightGray"/>
+        </w:rPr>
+        <w:t>http://localhost:8000</w:t>
+      </w:r>
+      <w:r>
+        <w:t xml:space="preserve"> in every request makes updating environments tedious. Using collection variables makes the base URL configurable and reusable.</w:t>
+      </w:r>
+    </w:p>
+    <w:p>
+      <w:pPr>
+        <w:pStyle w:val="Heading4"/>
+      </w:pPr>
+      <w:r>
+        <w:t>Setting Up the Variable:</w:t>
+      </w:r>
+    </w:p>
+    <w:p>
+      <w:pPr>
+        <w:pStyle w:val="NormalWeb"/>
+        <w:numPr>
+          <w:ilvl w:val="0"/>
+          <w:numId w:val="4"/>
+        </w:numPr>
+      </w:pPr>
+      <w:r>
+        <w:t xml:space="preserve">Select your </w:t>
+      </w:r>
+      <w:r>
+        <w:rPr>
+          <w:b/>
+          <w:bCs/>
+        </w:rPr>
+        <w:t>Collection</w:t>
+      </w:r>
+      <w:r>
+        <w:t xml:space="preserve"> in the left sidebar.</w:t>
+      </w:r>
+    </w:p>
+    <w:p>
+      <w:pPr>
+        <w:pStyle w:val="NormalWeb"/>
+        <w:numPr>
+          <w:ilvl w:val="0"/>
+          <w:numId w:val="4"/>
+        </w:numPr>
+      </w:pPr>
+      <w:r>
+        <w:t xml:space="preserve">Open the </w:t>
+      </w:r>
+      <w:r>
+        <w:rPr>
+          <w:b/>
+          <w:bCs/>
+        </w:rPr>
+        <w:t>Variables</w:t>
+      </w:r>
+      <w:r>
+        <w:t xml:space="preserve"> tab.</w:t>
+      </w:r>
+    </w:p>
+    <w:p>
+      <w:pPr>
+        <w:pStyle w:val="NormalWeb"/>
+        <w:numPr>
+          <w:ilvl w:val="0"/>
+          <w:numId w:val="4"/>
+        </w:numPr>
+      </w:pPr>
+      <w:r>
+        <w:t>Define your variable:</w:t>
+      </w:r>
+    </w:p>
+    <w:p>
+      <w:pPr>
+        <w:pStyle w:val="NormalWeb"/>
+        <w:numPr>
+          <w:ilvl w:val="1"/>
+          <w:numId w:val="4"/>
+        </w:numPr>
+      </w:pPr>
+      <w:r>
+        <w:rPr>
+          <w:b/>
+          <w:bCs/>
+        </w:rPr>
+        <w:lastRenderedPageBreak/>
+        <w:t>Variable:</w:t>
+      </w:r>
+      <w:r>
+        <w:t xml:space="preserve"> </w:t>
+      </w:r>
+      <w:r>
+        <w:rPr>
+          <w:rStyle w:val="HTMLCode"/>
+          <w:highlight w:val="lightGray"/>
+        </w:rPr>
+        <w:t>baseURL</w:t>
+      </w:r>
+    </w:p>
+    <w:p>
+      <w:pPr>
+        <w:pStyle w:val="NormalWeb"/>
+        <w:numPr>
+          <w:ilvl w:val="1"/>
+          <w:numId w:val="4"/>
+        </w:numPr>
+      </w:pPr>
+      <w:r>
+        <w:rPr>
+          <w:b/>
+          <w:bCs/>
+        </w:rPr>
+        <w:t>Initial Value:</w:t>
+      </w:r>
+      <w:r>
+        <w:t xml:space="preserve"> </w:t>
+      </w:r>
+      <w:r>
+        <w:rPr>
+          <w:rStyle w:val="HTMLCode"/>
+          <w:highlight w:val="lightGray"/>
+        </w:rPr>
+        <w:t>http://localhost:8000</w:t>
+      </w:r>
+    </w:p>
+    <w:p>
+      <w:pPr>
+        <w:pStyle w:val="NormalWeb"/>
+        <w:numPr>
+          <w:ilvl w:val="1"/>
+          <w:numId w:val="4"/>
+        </w:numPr>
+      </w:pPr>
+      <w:r>
+        <w:rPr>
+          <w:b/>
+          <w:bCs/>
+        </w:rPr>
+        <w:t>Current Value:</w:t>
+      </w:r>
+      <w:r>
+        <w:t xml:space="preserve"> </w:t>
+      </w:r>
+      <w:r>
+        <w:rPr>
+          <w:rStyle w:val="HTMLCode"/>
+          <w:highlight w:val="lightGray"/>
+        </w:rPr>
+        <w:t>http://localhost:8000</w:t>
+      </w:r>
+    </w:p>
+    <w:p>
+      <w:pPr>
+        <w:pStyle w:val="NormalWeb"/>
+        <w:numPr>
+          <w:ilvl w:val="0"/>
+          <w:numId w:val="4"/>
+        </w:numPr>
+      </w:pPr>
+      <w:r>
+        <w:t xml:space="preserve">Press </w:t>
+      </w:r>
+      <w:r>
+        <w:rPr>
+          <w:rStyle w:val="HTMLCode"/>
+          <w:highlight w:val="lightGray"/>
+        </w:rPr>
+        <w:t>Ctrl + S</w:t>
+      </w:r>
+      <w:r>
+        <w:t xml:space="preserve"> to save the collection settings.</w:t>
+      </w:r>
+    </w:p>
+    <w:p>
+      <w:pPr>
+        <w:pStyle w:val="NormalWeb"/>
+      </w:pPr>
+      <w:r>
+        <w:drawing>
+          <wp:inline distT="0" distB="0" distL="0" distR="0" wp14:anchorId="332B5214" wp14:editId="1FF89372">
+            <wp:extent cx="5943600" cy="2234565"/>
+            <wp:effectExtent l="0" t="0" r="0" b="0"/>
+            <wp:docPr id="9" name="Picture 9"/>
+            <wp:cNvGraphicFramePr>
+              <a:graphicFrameLocks xmlns:a="http://schemas.openxmlformats.org/drawingml/2006/main" noChangeAspect="1"/>
+            </wp:cNvGraphicFramePr>
+            <a:graphic xmlns:a="http://schemas.openxmlformats.org/drawingml/2006/main">
+              <a:graphicData uri="http://schemas.openxmlformats.org/drawingml/2006/picture">
+                <pic:pic xmlns:pic="http://schemas.openxmlformats.org/drawingml/2006/picture">
+                  <pic:nvPicPr>
+                    <pic:cNvPr id="1" name=""/>
+                    <pic:cNvPicPr/>
+                  </pic:nvPicPr>
+                  <pic:blipFill>
+                    <a:blip r:embed="rId13"/>
+                    <a:stretch>
+                      <a:fillRect/>
+                    </a:stretch>
+                  </pic:blipFill>
+                  <pic:spPr>
+                    <a:xfrm>
+                      <a:off x="0" y="0"/>
                       <a:ext cx="5943600" cy="2234565"/>
                     </a:xfrm>
                     <a:prstGeom prst="rect">
@@ -573,33 +1292,2243 @@
         </w:drawing>
       </w:r>
     </w:p>
+    <w:p>
+      <w:pPr>
+        <w:pStyle w:val="Heading4"/>
+      </w:pPr>
+      <w:r>
+        <w:t>Using the Variable in Requests:</w:t>
+      </w:r>
+    </w:p>
+    <w:p>
+      <w:pPr>
+        <w:pStyle w:val="NormalWeb"/>
+      </w:pPr>
+      <w:r>
+        <w:t>Replace the static host in your request URL with double curly braces:</w:t>
+      </w:r>
+    </w:p>
+    <w:p>
+      <w:pPr>
+        <w:pStyle w:val="NormalWeb"/>
+        <w:numPr>
+          <w:ilvl w:val="0"/>
+          <w:numId w:val="5"/>
+        </w:numPr>
+      </w:pPr>
+      <w:r>
+        <w:rPr>
+          <w:b/>
+          <w:bCs/>
+        </w:rPr>
+        <w:t>Get All Tasks:</w:t>
+      </w:r>
+    </w:p>
+    <w:p>
+      <w:pPr>
+        <w:pStyle w:val="HTMLPreformatted"/>
+        <w:ind w:left="720"/>
+        <w:rPr>
+          <w:rStyle w:val="HTMLCode"/>
+        </w:rPr>
+      </w:pPr>
+      <w:r>
+        <w:rPr>
+          <w:rStyle w:val="HTMLCode"/>
+          <w:highlight w:val="lightGray"/>
+        </w:rPr>
+        <w:t>{{baseURL}}/tasks</w:t>
+      </w:r>
+    </w:p>
+    <w:p>
+      <w:pPr>
+        <w:pStyle w:val="NormalWeb"/>
+        <w:numPr>
+          <w:ilvl w:val="0"/>
+          <w:numId w:val="5"/>
+        </w:numPr>
+      </w:pPr>
+      <w:r>
+        <w:rPr>
+          <w:b/>
+          <w:bCs/>
+        </w:rPr>
+        <w:t>Get Single Task:</w:t>
+      </w:r>
+    </w:p>
+    <w:p>
+      <w:pPr>
+        <w:pStyle w:val="HTMLPreformatted"/>
+        <w:ind w:left="720"/>
+        <w:rPr>
+          <w:rStyle w:val="HTMLCode"/>
+          <w:highlight w:val="lightGray"/>
+        </w:rPr>
+      </w:pPr>
+      <w:r>
+        <w:rPr>
+          <w:rStyle w:val="HTMLCode"/>
+          <w:highlight w:val="lightGray"/>
+        </w:rPr>
+        <w:t>{{baseURL}}/task/1</w:t>
+      </w:r>
+    </w:p>
+    <w:p>
+      <w:pPr>
+        <w:pStyle w:val="NormalWeb"/>
+        <w:numPr>
+          <w:ilvl w:val="0"/>
+          <w:numId w:val="5"/>
+        </w:numPr>
+      </w:pPr>
+      <w:r>
+        <w:rPr>
+          <w:b/>
+          <w:bCs/>
+        </w:rPr>
+        <w:t>Create Task (POST):</w:t>
+      </w:r>
+    </w:p>
+    <w:p>
+      <w:pPr>
+        <w:pStyle w:val="HTMLPreformatted"/>
+        <w:ind w:left="720"/>
+        <w:rPr>
+          <w:rStyle w:val="HTMLCode"/>
+          <w:highlight w:val="lightGray"/>
+        </w:rPr>
+      </w:pPr>
+      <w:r>
+        <w:rPr>
+          <w:rStyle w:val="HTMLCode"/>
+          <w:highlight w:val="lightGray"/>
+        </w:rPr>
+        <w:t>{{baseURL}}/task</w:t>
+      </w:r>
+    </w:p>
+    <w:p>
+      <w:pPr>
+        <w:pStyle w:val="NormalWeb"/>
+      </w:pPr>
+      <w:r>
+        <w:t xml:space="preserve">Postman automatically resolves </w:t>
+      </w:r>
+      <w:r>
+        <w:rPr>
+          <w:rStyle w:val="HTMLCode"/>
+          <w:highlight w:val="lightGray"/>
+        </w:rPr>
+        <w:t>{{baseURL}}</w:t>
+      </w:r>
+      <w:r>
+        <w:t xml:space="preserve"> to </w:t>
+      </w:r>
+      <w:r>
+        <w:rPr>
+          <w:rStyle w:val="HTMLCode"/>
+          <w:highlight w:val="lightGray"/>
+        </w:rPr>
+        <w:t>http://localhost:8000</w:t>
+      </w:r>
+      <w:r>
+        <w:t xml:space="preserve"> at runtime.</w:t>
+      </w:r>
+    </w:p>
+    <w:p>
+      <w:pPr>
+        <w:pBdr>
+          <w:bottom w:val="single" w:sz="6" w:space="1" w:color="auto"/>
+        </w:pBdr>
+      </w:pPr>
+    </w:p>
     <w:p/>
     <w:p>
-      <w:r>
-        <w:t xml:space="preserve">Now we set our variable now go into the request and </w:t>
-      </w:r>
-    </w:p>
-    <w:p>
-      <w:r>
-        <w:t xml:space="preserve">Instead of written the common url </w:t>
-      </w:r>
-    </w:p>
-    <w:p>
-      <w:r>
-        <w:t xml:space="preserve">Write the base url inside the brackets and than write the acutal difference url </w:t>
-      </w:r>
-    </w:p>
-    <w:p>
-      <w:r>
+      <w:pPr>
+        <w:pStyle w:val="Heading3"/>
+      </w:pPr>
+      <w:r>
+        <w:t>5. Handling Data Mutation (POST, PUT, PATCH, DELETE)</w:t>
+      </w:r>
+    </w:p>
+    <w:p>
+      <w:pPr>
+        <w:pStyle w:val="NormalWeb"/>
+      </w:pPr>
+      <w:r>
+        <w:t xml:space="preserve">Beyond retrieving data with </w:t>
+      </w:r>
+      <w:r>
+        <w:rPr>
+          <w:rStyle w:val="HTMLCode"/>
+        </w:rPr>
+        <w:t>GET</w:t>
+      </w:r>
+      <w:r>
+        <w:t>, REST APIs use other HTTP methods to create, update, and remove resources.</w:t>
+      </w:r>
+    </w:p>
+    <w:p>
+      <w:pPr>
+        <w:pStyle w:val="Heading3"/>
+      </w:pPr>
+      <w:r>
+        <w:t>Request Body Types in Postman</w:t>
+      </w:r>
+    </w:p>
+    <w:p>
+      <w:pPr>
+        <w:pStyle w:val="NormalWeb"/>
+      </w:pPr>
+      <w:r>
+        <w:lastRenderedPageBreak/>
+        <w:t xml:space="preserve">When sending data in </w:t>
+      </w:r>
+      <w:r>
+        <w:rPr>
+          <w:rStyle w:val="HTMLCode"/>
+        </w:rPr>
+        <w:t>POST</w:t>
+      </w:r>
+      <w:r>
+        <w:t xml:space="preserve">, </w:t>
+      </w:r>
+      <w:r>
+        <w:rPr>
+          <w:rStyle w:val="HTMLCode"/>
+        </w:rPr>
+        <w:t>PUT</w:t>
+      </w:r>
+      <w:r>
+        <w:t xml:space="preserve">, or </w:t>
+      </w:r>
+      <w:r>
+        <w:rPr>
+          <w:rStyle w:val="HTMLCode"/>
+        </w:rPr>
+        <w:t>PATCH</w:t>
+      </w:r>
+      <w:r>
+        <w:t xml:space="preserve"> requests, switch to the </w:t>
+      </w:r>
+      <w:r>
+        <w:rPr>
+          <w:b/>
+          <w:bCs/>
+        </w:rPr>
+        <w:t>Body</w:t>
+      </w:r>
+      <w:r>
+        <w:t xml:space="preserve"> tab in Postman. Common formats include:</w:t>
+      </w:r>
+    </w:p>
+    <w:p>
+      <w:pPr>
+        <w:pStyle w:val="NormalWeb"/>
+        <w:numPr>
+          <w:ilvl w:val="0"/>
+          <w:numId w:val="6"/>
+        </w:numPr>
+      </w:pPr>
+      <w:r>
+        <w:rPr>
+          <w:b/>
+          <w:bCs/>
+        </w:rPr>
+        <w:t>raw (JSON):</w:t>
+      </w:r>
+      <w:r>
+        <w:t xml:space="preserve"> The standard format for modern FastAPI endpoints using Pydantic models. Set the type dropdown to </w:t>
+      </w:r>
+      <w:r>
+        <w:rPr>
+          <w:b/>
+          <w:bCs/>
+        </w:rPr>
+        <w:t>JSON</w:t>
+      </w:r>
+      <w:r>
+        <w:t>.</w:t>
+      </w:r>
+    </w:p>
+    <w:p>
+      <w:pPr>
+        <w:pStyle w:val="NormalWeb"/>
+        <w:numPr>
+          <w:ilvl w:val="0"/>
+          <w:numId w:val="6"/>
+        </w:numPr>
+      </w:pPr>
+      <w:r>
+        <w:rPr>
+          <w:b/>
+          <w:bCs/>
+        </w:rPr>
+        <w:t>form-data:</w:t>
+      </w:r>
+      <w:r>
+        <w:t xml:space="preserve"> Used for file uploads (</w:t>
+      </w:r>
+      <w:r>
+        <w:rPr>
+          <w:rStyle w:val="HTMLCode"/>
+        </w:rPr>
+        <w:t>UploadFile</w:t>
+      </w:r>
+      <w:r>
+        <w:t xml:space="preserve"> in FastAPI) or multipart submissions.</w:t>
+      </w:r>
+    </w:p>
+    <w:p>
+      <w:pPr>
+        <w:pStyle w:val="NormalWeb"/>
+        <w:numPr>
+          <w:ilvl w:val="0"/>
+          <w:numId w:val="6"/>
+        </w:numPr>
+      </w:pPr>
+      <w:r>
+        <w:rPr>
+          <w:b/>
+          <w:bCs/>
+        </w:rPr>
+        <w:t>x-www-form-urlencoded:</w:t>
+      </w:r>
+      <w:r>
+        <w:t xml:space="preserve"> Used for simple form inputs and standard OAuth2 password flows.</w:t>
+      </w:r>
+    </w:p>
+    <w:p>
+      <w:pPr>
+        <w:pStyle w:val="NormalWeb"/>
+        <w:numPr>
+          <w:ilvl w:val="0"/>
+          <w:numId w:val="6"/>
+        </w:numPr>
+      </w:pPr>
+      <w:r>
+        <w:rPr>
+          <w:b/>
+          <w:bCs/>
+        </w:rPr>
+        <w:t>binary:</w:t>
+      </w:r>
+      <w:r>
+        <w:t xml:space="preserve"> Used for sending raw files directly (e.g., images, PDFs).</w:t>
+      </w:r>
+    </w:p>
+    <w:p>
+      <w:pPr>
+        <w:pStyle w:val="NormalWeb"/>
+        <w:numPr>
+          <w:ilvl w:val="0"/>
+          <w:numId w:val="6"/>
+        </w:numPr>
+      </w:pPr>
+      <w:r>
+        <w:rPr>
+          <w:b/>
+          <w:bCs/>
+        </w:rPr>
+        <w:t>GraphQL:</w:t>
+      </w:r>
+      <w:r>
+        <w:t xml:space="preserve"> Used when querying or mutating GraphQL endpoints.</w:t>
+      </w:r>
+    </w:p>
+    <w:p>
+      <w:pPr>
+        <w:pStyle w:val="Heading3"/>
+      </w:pPr>
+      <w:r>
+        <w:t>Creating a Task (</w:t>
+      </w:r>
+      <w:r>
+        <w:rPr>
+          <w:rStyle w:val="HTMLCode"/>
+        </w:rPr>
+        <w:t>POST</w:t>
+      </w:r>
+      <w:r>
+        <w:t>)</w:t>
+      </w:r>
+    </w:p>
+    <w:p>
+      <w:pPr>
+        <w:pStyle w:val="NormalWeb"/>
+        <w:numPr>
+          <w:ilvl w:val="0"/>
+          <w:numId w:val="7"/>
+        </w:numPr>
+      </w:pPr>
+      <w:r>
+        <w:rPr>
+          <w:b/>
+          <w:bCs/>
+        </w:rPr>
+        <w:t>Add Request:</w:t>
+      </w:r>
+      <w:r>
+        <w:t xml:space="preserve"> Create a new request in your collection and name it </w:t>
+      </w:r>
+      <w:r>
+        <w:rPr>
+          <w:b/>
+          <w:bCs/>
+        </w:rPr>
+        <w:t>Create Task</w:t>
+      </w:r>
+      <w:r>
+        <w:t>.</w:t>
+      </w:r>
+    </w:p>
+    <w:p>
+      <w:pPr>
+        <w:pStyle w:val="NormalWeb"/>
+        <w:numPr>
+          <w:ilvl w:val="0"/>
+          <w:numId w:val="7"/>
+        </w:numPr>
+      </w:pPr>
+      <w:r>
+        <w:rPr>
+          <w:b/>
+          <w:bCs/>
+        </w:rPr>
+        <w:t>Set Method &amp; URL:</w:t>
+      </w:r>
+    </w:p>
+    <w:p>
+      <w:pPr>
+        <w:pStyle w:val="NormalWeb"/>
+        <w:numPr>
+          <w:ilvl w:val="1"/>
+          <w:numId w:val="7"/>
+        </w:numPr>
+      </w:pPr>
+      <w:r>
+        <w:t xml:space="preserve">Method: </w:t>
+      </w:r>
+      <w:r>
+        <w:rPr>
+          <w:rStyle w:val="HTMLCode"/>
+          <w:highlight w:val="lightGray"/>
+        </w:rPr>
+        <w:t>POST</w:t>
+      </w:r>
+    </w:p>
+    <w:p>
+      <w:pPr>
+        <w:pStyle w:val="NormalWeb"/>
+        <w:numPr>
+          <w:ilvl w:val="1"/>
+          <w:numId w:val="7"/>
+        </w:numPr>
+      </w:pPr>
+      <w:r>
+        <w:t xml:space="preserve">URL: </w:t>
+      </w:r>
+      <w:r>
+        <w:rPr>
+          <w:rStyle w:val="HTMLCode"/>
+          <w:highlight w:val="lightGray"/>
+        </w:rPr>
+        <w:t>{{baseURL}}/task</w:t>
+      </w:r>
+    </w:p>
+    <w:p>
+      <w:pPr>
+        <w:pStyle w:val="NormalWeb"/>
+        <w:numPr>
+          <w:ilvl w:val="0"/>
+          <w:numId w:val="7"/>
+        </w:numPr>
+      </w:pPr>
+      <w:r>
+        <w:rPr>
+          <w:b/>
+          <w:bCs/>
+        </w:rPr>
+        <w:t>Set the Payload:</w:t>
+      </w:r>
+    </w:p>
+    <w:p>
+      <w:pPr>
+        <w:pStyle w:val="NormalWeb"/>
+        <w:numPr>
+          <w:ilvl w:val="1"/>
+          <w:numId w:val="7"/>
+        </w:numPr>
+      </w:pPr>
+      <w:r>
+        <w:t xml:space="preserve">Go to the </w:t>
+      </w:r>
+      <w:r>
+        <w:rPr>
+          <w:b/>
+          <w:bCs/>
+        </w:rPr>
+        <w:t>Body</w:t>
+      </w:r>
+      <w:r>
+        <w:t xml:space="preserve"> tab.</w:t>
+      </w:r>
+    </w:p>
+    <w:p>
+      <w:pPr>
+        <w:pStyle w:val="NormalWeb"/>
+        <w:numPr>
+          <w:ilvl w:val="1"/>
+          <w:numId w:val="7"/>
+        </w:numPr>
+      </w:pPr>
+      <w:r>
+        <w:t xml:space="preserve">Select </w:t>
+      </w:r>
+      <w:r>
+        <w:rPr>
+          <w:b/>
+          <w:bCs/>
+        </w:rPr>
+        <w:t>raw</w:t>
+      </w:r>
+      <w:r>
+        <w:t xml:space="preserve"> and choose </w:t>
+      </w:r>
+      <w:r>
+        <w:rPr>
+          <w:b/>
+          <w:bCs/>
+        </w:rPr>
+        <w:t>JSON</w:t>
+      </w:r>
+      <w:r>
+        <w:t xml:space="preserve"> from the format dropdown.</w:t>
+      </w:r>
+    </w:p>
+    <w:p>
+      <w:pPr>
+        <w:pStyle w:val="NormalWeb"/>
+        <w:numPr>
+          <w:ilvl w:val="1"/>
+          <w:numId w:val="7"/>
+        </w:numPr>
+      </w:pPr>
+      <w:r>
+        <w:t>Enter your task payload:</w:t>
+      </w:r>
+    </w:p>
+    <w:p>
+      <w:pPr>
+        <w:spacing w:beforeAutospacing="1" w:afterAutospacing="1"/>
+        <w:ind w:left="1440"/>
+      </w:pPr>
+      <w:r>
+        <w:rPr>
+          <w:rStyle w:val="ng-tns-c1961595714-39"/>
+        </w:rPr>
+        <w:t>JSON</w:t>
+      </w:r>
+    </w:p>
+    <w:p>
+      <w:pPr>
+        <w:pStyle w:val="HTMLPreformatted"/>
+        <w:ind w:left="1440"/>
+        <w:rPr>
+          <w:rStyle w:val="HTMLCode"/>
+          <w:highlight w:val="lightGray"/>
+        </w:rPr>
+      </w:pPr>
+      <w:r>
+        <w:rPr>
+          <w:rStyle w:val="HTMLCode"/>
+          <w:highlight w:val="lightGray"/>
+        </w:rPr>
+        <w:t>{</w:t>
+      </w:r>
+    </w:p>
+    <w:p>
+      <w:pPr>
+        <w:pStyle w:val="HTMLPreformatted"/>
+        <w:ind w:left="1440"/>
+        <w:rPr>
+          <w:rStyle w:val="HTMLCode"/>
+          <w:highlight w:val="lightGray"/>
+        </w:rPr>
+      </w:pPr>
+      <w:r>
+        <w:rPr>
+          <w:rStyle w:val="HTMLCode"/>
+          <w:highlight w:val="lightGray"/>
+        </w:rPr>
+        <w:t xml:space="preserve">  </w:t>
+      </w:r>
+      <w:r>
+        <w:rPr>
+          <w:rStyle w:val="HTMLCode"/>
+          <w:highlight w:val="lightGray"/>
+        </w:rPr>
+        <w:t>"title"</w:t>
+      </w:r>
+      <w:r>
+        <w:rPr>
+          <w:rStyle w:val="HTMLCode"/>
+          <w:highlight w:val="lightGray"/>
+        </w:rPr>
+        <w:t xml:space="preserve">: </w:t>
+      </w:r>
+      <w:r>
+        <w:rPr>
+          <w:rStyle w:val="HTMLCode"/>
+          <w:highlight w:val="lightGray"/>
+        </w:rPr>
+        <w:t>"Complete Chapter Notes"</w:t>
+      </w:r>
+      <w:r>
+        <w:rPr>
+          <w:rStyle w:val="HTMLCode"/>
+          <w:highlight w:val="lightGray"/>
+        </w:rPr>
+        <w:t>,</w:t>
+      </w:r>
+    </w:p>
+    <w:p>
+      <w:pPr>
+        <w:pStyle w:val="HTMLPreformatted"/>
+        <w:ind w:left="1440"/>
+        <w:rPr>
+          <w:rStyle w:val="HTMLCode"/>
+          <w:highlight w:val="lightGray"/>
+        </w:rPr>
+      </w:pPr>
+      <w:r>
+        <w:rPr>
+          <w:rStyle w:val="HTMLCode"/>
+          <w:highlight w:val="lightGray"/>
+        </w:rPr>
+        <w:t xml:space="preserve">  </w:t>
+      </w:r>
+      <w:r>
+        <w:rPr>
+          <w:rStyle w:val="HTMLCode"/>
+          <w:highlight w:val="lightGray"/>
+        </w:rPr>
+        <w:t>"description"</w:t>
+      </w:r>
+      <w:r>
+        <w:rPr>
+          <w:rStyle w:val="HTMLCode"/>
+          <w:highlight w:val="lightGray"/>
+        </w:rPr>
+        <w:t xml:space="preserve">: </w:t>
+      </w:r>
+      <w:r>
+        <w:rPr>
+          <w:rStyle w:val="HTMLCode"/>
+          <w:highlight w:val="lightGray"/>
+        </w:rPr>
+        <w:t>"Write FastAPI and Postman integration steps"</w:t>
+      </w:r>
+      <w:r>
+        <w:rPr>
+          <w:rStyle w:val="HTMLCode"/>
+          <w:highlight w:val="lightGray"/>
+        </w:rPr>
+        <w:t>,</w:t>
+      </w:r>
+    </w:p>
+    <w:p>
+      <w:pPr>
+        <w:pStyle w:val="HTMLPreformatted"/>
+        <w:ind w:left="1440"/>
+        <w:rPr>
+          <w:rStyle w:val="HTMLCode"/>
+          <w:highlight w:val="lightGray"/>
+        </w:rPr>
+      </w:pPr>
+      <w:r>
+        <w:rPr>
+          <w:rStyle w:val="HTMLCode"/>
+          <w:highlight w:val="lightGray"/>
+        </w:rPr>
+        <w:t xml:space="preserve">  </w:t>
+      </w:r>
+      <w:r>
+        <w:rPr>
+          <w:rStyle w:val="HTMLCode"/>
+          <w:highlight w:val="lightGray"/>
+        </w:rPr>
+        <w:t>"completed"</w:t>
+      </w:r>
+      <w:r>
+        <w:rPr>
+          <w:rStyle w:val="HTMLCode"/>
+          <w:highlight w:val="lightGray"/>
+        </w:rPr>
+        <w:t xml:space="preserve">: </w:t>
+      </w:r>
+      <w:r>
+        <w:rPr>
+          <w:rStyle w:val="HTMLCode"/>
+          <w:highlight w:val="lightGray"/>
+        </w:rPr>
+        <w:t>false</w:t>
+      </w:r>
+    </w:p>
+    <w:p>
+      <w:pPr>
+        <w:pStyle w:val="HTMLPreformatted"/>
+        <w:ind w:left="1440"/>
+        <w:rPr>
+          <w:rStyle w:val="HTMLCode"/>
+          <w:highlight w:val="lightGray"/>
+        </w:rPr>
+      </w:pPr>
+      <w:r>
+        <w:rPr>
+          <w:rStyle w:val="HTMLCode"/>
+          <w:highlight w:val="lightGray"/>
+        </w:rPr>
+        <w:t>}</w:t>
+      </w:r>
+    </w:p>
+    <w:p>
+      <w:pPr>
+        <w:pStyle w:val="NormalWeb"/>
+        <w:numPr>
+          <w:ilvl w:val="0"/>
+          <w:numId w:val="7"/>
+        </w:numPr>
+      </w:pPr>
+      <w:r>
+        <w:rPr>
+          <w:b/>
+          <w:bCs/>
+        </w:rPr>
+        <w:t>Send &amp; Save:</w:t>
+      </w:r>
+      <w:r>
+        <w:t xml:space="preserve"> Click </w:t>
+      </w:r>
+      <w:r>
+        <w:rPr>
+          <w:b/>
+          <w:bCs/>
+        </w:rPr>
+        <w:t>Send</w:t>
+      </w:r>
+      <w:r>
+        <w:t xml:space="preserve"> to verify the response (typically </w:t>
+      </w:r>
+      <w:r>
+        <w:rPr>
+          <w:rStyle w:val="HTMLCode"/>
+          <w:highlight w:val="lightGray"/>
+        </w:rPr>
+        <w:t>201 Created</w:t>
+      </w:r>
+      <w:r>
+        <w:t xml:space="preserve"> or </w:t>
+      </w:r>
+      <w:r>
+        <w:rPr>
+          <w:rStyle w:val="HTMLCode"/>
+          <w:highlight w:val="lightGray"/>
+        </w:rPr>
+        <w:t>200 OK</w:t>
+      </w:r>
+      <w:r>
+        <w:t xml:space="preserve">), then press </w:t>
+      </w:r>
+      <w:r>
+        <w:rPr>
+          <w:rStyle w:val="HTMLCode"/>
+          <w:highlight w:val="lightGray"/>
+        </w:rPr>
+        <w:t>Ctrl + S</w:t>
+      </w:r>
+      <w:r>
+        <w:t xml:space="preserve"> to save.</w:t>
+      </w:r>
+    </w:p>
+    <w:p>
+      <w:pPr>
+        <w:pStyle w:val="NormalWeb"/>
+      </w:pPr>
+      <w:r>
+        <w:lastRenderedPageBreak/>
+        <w:drawing>
+          <wp:inline distT="0" distB="0" distL="0" distR="0" wp14:anchorId="73722876" wp14:editId="7D873126">
+            <wp:extent cx="5943600" cy="3192780"/>
+            <wp:effectExtent l="0" t="0" r="0" b="7620"/>
+            <wp:docPr id="10" name="Picture 10"/>
+            <wp:cNvGraphicFramePr>
+              <a:graphicFrameLocks xmlns:a="http://schemas.openxmlformats.org/drawingml/2006/main" noChangeAspect="1"/>
+            </wp:cNvGraphicFramePr>
+            <a:graphic xmlns:a="http://schemas.openxmlformats.org/drawingml/2006/main">
+              <a:graphicData uri="http://schemas.openxmlformats.org/drawingml/2006/picture">
+                <pic:pic xmlns:pic="http://schemas.openxmlformats.org/drawingml/2006/picture">
+                  <pic:nvPicPr>
+                    <pic:cNvPr id="1" name=""/>
+                    <pic:cNvPicPr/>
+                  </pic:nvPicPr>
+                  <pic:blipFill>
+                    <a:blip r:embed="rId14"/>
+                    <a:stretch>
+                      <a:fillRect/>
+                    </a:stretch>
+                  </pic:blipFill>
+                  <pic:spPr>
+                    <a:xfrm>
+                      <a:off x="0" y="0"/>
+                      <a:ext cx="5943600" cy="3192780"/>
+                    </a:xfrm>
+                    <a:prstGeom prst="rect">
+                      <a:avLst/>
+                    </a:prstGeom>
+                  </pic:spPr>
+                </pic:pic>
+              </a:graphicData>
+            </a:graphic>
+          </wp:inline>
+        </w:drawing>
+      </w:r>
+    </w:p>
+    <w:p>
+      <w:pPr>
+        <w:pStyle w:val="NormalWeb"/>
+      </w:pPr>
+    </w:p>
+    <w:p>
+      <w:r>
+        <w:t xml:space="preserve">For now WE ENTER THE JSON  FOR TESTING BECASE WE NEED JSON HERE </w:t>
+      </w:r>
+    </w:p>
+    <w:p>
+      <w:r>
+        <w:t xml:space="preserve"> SO SELECT RAW AND WRITE </w:t>
+      </w:r>
+    </w:p>
+    <w:p>
+      <w:r>
+        <w:t>Json file :</w:t>
+      </w:r>
+    </w:p>
+    <w:p>
+      <w:pPr>
+        <w:shd w:val="clear" w:color="auto" w:fill="212121"/>
+        <w:spacing w:after="0" w:line="270" w:lineRule="atLeast"/>
+        <w:rPr>
+          <w:rFonts w:ascii="Courier New" w:eastAsia="Times New Roman" w:hAnsi="Courier New" w:cs="Courier New"/>
+          <w:color w:val="F8F8F2"/>
+          <w:sz w:val="18"/>
+          <w:szCs w:val="18"/>
+        </w:rPr>
+      </w:pPr>
+      <w:r>
+        <w:rPr>
+          <w:rFonts w:ascii="Courier New" w:eastAsia="Times New Roman" w:hAnsi="Courier New" w:cs="Courier New"/>
+          <w:color w:val="DCDCDC"/>
+          <w:sz w:val="18"/>
+          <w:szCs w:val="18"/>
+        </w:rPr>
+        <w:t>{</w:t>
+      </w:r>
+    </w:p>
+    <w:p>
+      <w:pPr>
+        <w:shd w:val="clear" w:color="auto" w:fill="212121"/>
+        <w:spacing w:after="0" w:line="270" w:lineRule="atLeast"/>
+        <w:rPr>
+          <w:rFonts w:ascii="Courier New" w:eastAsia="Times New Roman" w:hAnsi="Courier New" w:cs="Courier New"/>
+          <w:color w:val="F8F8F2"/>
+          <w:sz w:val="18"/>
+          <w:szCs w:val="18"/>
+        </w:rPr>
+      </w:pPr>
+      <w:r>
+        <w:rPr>
+          <w:rFonts w:ascii="Courier New" w:eastAsia="Times New Roman" w:hAnsi="Courier New" w:cs="Courier New"/>
+          <w:color w:val="F8F8F2"/>
+          <w:sz w:val="18"/>
+          <w:szCs w:val="18"/>
+        </w:rPr>
+        <w:t xml:space="preserve">  </w:t>
+      </w:r>
+      <w:r>
+        <w:rPr>
+          <w:rFonts w:ascii="Courier New" w:eastAsia="Times New Roman" w:hAnsi="Courier New" w:cs="Courier New"/>
+          <w:color w:val="9CDCFE"/>
+          <w:sz w:val="18"/>
+          <w:szCs w:val="18"/>
+        </w:rPr>
+        <w:t>"title"</w:t>
+      </w:r>
+      <w:r>
+        <w:rPr>
+          <w:rFonts w:ascii="Courier New" w:eastAsia="Times New Roman" w:hAnsi="Courier New" w:cs="Courier New"/>
+          <w:color w:val="DCDCDC"/>
+          <w:sz w:val="18"/>
+          <w:szCs w:val="18"/>
+        </w:rPr>
+        <w:t>:</w:t>
+      </w:r>
+      <w:r>
+        <w:rPr>
+          <w:rFonts w:ascii="Courier New" w:eastAsia="Times New Roman" w:hAnsi="Courier New" w:cs="Courier New"/>
+          <w:color w:val="F8F8F2"/>
+          <w:sz w:val="18"/>
+          <w:szCs w:val="18"/>
+        </w:rPr>
+        <w:t xml:space="preserve"> </w:t>
+      </w:r>
+      <w:r>
+        <w:rPr>
+          <w:rFonts w:ascii="Courier New" w:eastAsia="Times New Roman" w:hAnsi="Courier New" w:cs="Courier New"/>
+          <w:color w:val="CE9178"/>
+          <w:sz w:val="18"/>
+          <w:szCs w:val="18"/>
+        </w:rPr>
+        <w:t>"Testing product with postman"</w:t>
+      </w:r>
+      <w:r>
+        <w:rPr>
+          <w:rFonts w:ascii="Courier New" w:eastAsia="Times New Roman" w:hAnsi="Courier New" w:cs="Courier New"/>
+          <w:color w:val="DCDCDC"/>
+          <w:sz w:val="18"/>
+          <w:szCs w:val="18"/>
+        </w:rPr>
+        <w:t>,</w:t>
+      </w:r>
+    </w:p>
+    <w:p>
+      <w:pPr>
+        <w:shd w:val="clear" w:color="auto" w:fill="212121"/>
+        <w:spacing w:after="0" w:line="270" w:lineRule="atLeast"/>
+        <w:rPr>
+          <w:rFonts w:ascii="Courier New" w:eastAsia="Times New Roman" w:hAnsi="Courier New" w:cs="Courier New"/>
+          <w:color w:val="F8F8F2"/>
+          <w:sz w:val="18"/>
+          <w:szCs w:val="18"/>
+        </w:rPr>
+      </w:pPr>
+      <w:r>
+        <w:rPr>
+          <w:rFonts w:ascii="Courier New" w:eastAsia="Times New Roman" w:hAnsi="Courier New" w:cs="Courier New"/>
+          <w:color w:val="F8F8F2"/>
+          <w:sz w:val="18"/>
+          <w:szCs w:val="18"/>
+        </w:rPr>
+        <w:t xml:space="preserve">  </w:t>
+      </w:r>
+      <w:r>
+        <w:rPr>
+          <w:rFonts w:ascii="Courier New" w:eastAsia="Times New Roman" w:hAnsi="Courier New" w:cs="Courier New"/>
+          <w:color w:val="9CDCFE"/>
+          <w:sz w:val="18"/>
+          <w:szCs w:val="18"/>
+        </w:rPr>
+        <w:t>"description"</w:t>
+      </w:r>
+      <w:r>
+        <w:rPr>
+          <w:rFonts w:ascii="Courier New" w:eastAsia="Times New Roman" w:hAnsi="Courier New" w:cs="Courier New"/>
+          <w:color w:val="DCDCDC"/>
+          <w:sz w:val="18"/>
+          <w:szCs w:val="18"/>
+        </w:rPr>
+        <w:t>:</w:t>
+      </w:r>
+      <w:r>
+        <w:rPr>
+          <w:rFonts w:ascii="Courier New" w:eastAsia="Times New Roman" w:hAnsi="Courier New" w:cs="Courier New"/>
+          <w:color w:val="F8F8F2"/>
+          <w:sz w:val="18"/>
+          <w:szCs w:val="18"/>
+        </w:rPr>
+        <w:t xml:space="preserve"> </w:t>
+      </w:r>
+      <w:r>
+        <w:rPr>
+          <w:rFonts w:ascii="Courier New" w:eastAsia="Times New Roman" w:hAnsi="Courier New" w:cs="Courier New"/>
+          <w:color w:val="CE9178"/>
+          <w:sz w:val="18"/>
+          <w:szCs w:val="18"/>
+        </w:rPr>
+        <w:t>"All steps documented cleanly"</w:t>
+      </w:r>
+    </w:p>
+    <w:p>
+      <w:pPr>
+        <w:shd w:val="clear" w:color="auto" w:fill="212121"/>
+        <w:spacing w:after="0" w:line="270" w:lineRule="atLeast"/>
+        <w:rPr>
+          <w:rFonts w:ascii="Courier New" w:eastAsia="Times New Roman" w:hAnsi="Courier New" w:cs="Courier New"/>
+          <w:color w:val="F8F8F2"/>
+          <w:sz w:val="18"/>
+          <w:szCs w:val="18"/>
+        </w:rPr>
+      </w:pPr>
+      <w:r>
+        <w:rPr>
+          <w:rFonts w:ascii="Courier New" w:eastAsia="Times New Roman" w:hAnsi="Courier New" w:cs="Courier New"/>
+          <w:color w:val="DCDCDC"/>
+          <w:sz w:val="18"/>
+          <w:szCs w:val="18"/>
+        </w:rPr>
+        <w:t>}</w:t>
+      </w:r>
+    </w:p>
+    <w:p/>
+    <w:p>
+      <w:r>
+        <w:t>And upper url :</w:t>
+      </w:r>
+    </w:p>
+    <w:p>
+      <w:r>
+        <w:rPr>
+          <w:rStyle w:val="inlinevariable"/>
+          <w:rFonts w:ascii="Segoe UI" w:hAnsi="Segoe UI" w:cs="Segoe UI"/>
+          <w:color w:val="9FC0FA"/>
+          <w:sz w:val="18"/>
+          <w:szCs w:val="18"/>
+          <w:bdr w:val="single" w:sz="4" w:space="0" w:color="303030" w:frame="1"/>
+        </w:rPr>
+        <w:t>{{baseURL}}</w:t>
+      </w:r>
+      <w:r>
+        <w:rPr>
+          <w:rFonts w:ascii="Segoe UI" w:hAnsi="Segoe UI" w:cs="Segoe UI"/>
+          <w:color w:val="FFFFFF"/>
+          <w:sz w:val="18"/>
+          <w:szCs w:val="18"/>
+          <w:shd w:val="clear" w:color="auto" w:fill="212121"/>
+        </w:rPr>
+        <w:t>/task</w:t>
+      </w:r>
+    </w:p>
+    <w:p>
+      <w:r>
+        <w:t xml:space="preserve">And than hit send button   and you see the perfectly things done </w:t>
+      </w:r>
+    </w:p>
+    <w:p>
+      <w:r>
+        <w:lastRenderedPageBreak/>
+        <w:drawing>
+          <wp:inline distT="0" distB="0" distL="0" distR="0" wp14:anchorId="7C03EEC5" wp14:editId="3DEBF33A">
+            <wp:extent cx="5943600" cy="3954780"/>
+            <wp:effectExtent l="0" t="0" r="0" b="7620"/>
+            <wp:docPr id="12" name="Picture 12"/>
+            <wp:cNvGraphicFramePr>
+              <a:graphicFrameLocks xmlns:a="http://schemas.openxmlformats.org/drawingml/2006/main" noChangeAspect="1"/>
+            </wp:cNvGraphicFramePr>
+            <a:graphic xmlns:a="http://schemas.openxmlformats.org/drawingml/2006/main">
+              <a:graphicData uri="http://schemas.openxmlformats.org/drawingml/2006/picture">
+                <pic:pic xmlns:pic="http://schemas.openxmlformats.org/drawingml/2006/picture">
+                  <pic:nvPicPr>
+                    <pic:cNvPr id="1" name=""/>
+                    <pic:cNvPicPr/>
+                  </pic:nvPicPr>
+                  <pic:blipFill>
+                    <a:blip r:embed="rId15"/>
+                    <a:stretch>
+                      <a:fillRect/>
+                    </a:stretch>
+                  </pic:blipFill>
+                  <pic:spPr>
+                    <a:xfrm>
+                      <a:off x="0" y="0"/>
+                      <a:ext cx="5943600" cy="3954780"/>
+                    </a:xfrm>
+                    <a:prstGeom prst="rect">
+                      <a:avLst/>
+                    </a:prstGeom>
+                  </pic:spPr>
+                </pic:pic>
+              </a:graphicData>
+            </a:graphic>
+          </wp:inline>
+        </w:drawing>
+      </w:r>
+    </w:p>
+    <w:p/>
+    <w:p>
+      <w:pPr>
+        <w:pStyle w:val="NormalWeb"/>
+      </w:pPr>
+    </w:p>
+    <w:p>
+      <w:pPr>
+        <w:pStyle w:val="NormalWeb"/>
+      </w:pPr>
+    </w:p>
+    <w:p>
+      <w:pPr>
+        <w:pStyle w:val="NormalWeb"/>
+      </w:pPr>
+    </w:p>
+    <w:p>
+      <w:pPr>
+        <w:pStyle w:val="NormalWeb"/>
+      </w:pPr>
+    </w:p>
+    <w:p>
+      <w:pPr>
+        <w:pStyle w:val="Heading3"/>
+      </w:pPr>
+      <w:r>
+        <w:t>Updating a Task (</w:t>
+      </w:r>
+      <w:r>
+        <w:rPr>
+          <w:rStyle w:val="HTMLCode"/>
+        </w:rPr>
+        <w:t>PUT</w:t>
+      </w:r>
+      <w:r>
+        <w:t xml:space="preserve"> vs. </w:t>
+      </w:r>
+      <w:r>
+        <w:rPr>
+          <w:rStyle w:val="HTMLCode"/>
+        </w:rPr>
+        <w:t>PATCH</w:t>
+      </w:r>
+      <w:r>
+        <w:t>)</w:t>
+      </w:r>
+    </w:p>
+    <w:p>
+      <w:pPr>
+        <w:pStyle w:val="NormalWeb"/>
+        <w:numPr>
+          <w:ilvl w:val="0"/>
+          <w:numId w:val="8"/>
+        </w:numPr>
+      </w:pPr>
+      <w:r>
+        <w:rPr>
+          <w:rStyle w:val="HTMLCode"/>
+          <w:b/>
+          <w:bCs/>
+        </w:rPr>
+        <w:t>PUT</w:t>
+      </w:r>
+      <w:r>
+        <w:rPr>
+          <w:b/>
+          <w:bCs/>
+        </w:rPr>
+        <w:t xml:space="preserve"> (Full Update):</w:t>
+      </w:r>
+      <w:r>
+        <w:t xml:space="preserve"> Replaces the entire resource.</w:t>
+      </w:r>
+    </w:p>
+    <w:p>
+      <w:pPr>
+        <w:pStyle w:val="NormalWeb"/>
+        <w:numPr>
+          <w:ilvl w:val="1"/>
+          <w:numId w:val="8"/>
+        </w:numPr>
+      </w:pPr>
+      <w:r>
+        <w:t xml:space="preserve">URL: </w:t>
+      </w:r>
+      <w:r>
+        <w:rPr>
+          <w:rStyle w:val="HTMLCode"/>
+          <w:highlight w:val="lightGray"/>
+        </w:rPr>
         <w:t>{{baseURL}}/task/1</w:t>
       </w:r>
     </w:p>
     <w:p>
-      <w:r>
-        <w:t xml:space="preserve">   </w:t>
+      <w:pPr>
+        <w:pStyle w:val="NormalWeb"/>
+        <w:numPr>
+          <w:ilvl w:val="1"/>
+          <w:numId w:val="8"/>
+        </w:numPr>
+      </w:pPr>
+      <w:r>
+        <w:t>Body (raw JSON):</w:t>
+      </w:r>
+    </w:p>
+    <w:p>
+      <w:pPr>
+        <w:spacing w:beforeAutospacing="1" w:afterAutospacing="1"/>
+        <w:ind w:left="1440"/>
+      </w:pPr>
+      <w:r>
+        <w:rPr>
+          <w:rStyle w:val="ng-tns-c1961595714-40"/>
+        </w:rPr>
+        <w:t>JSON</w:t>
+      </w:r>
+    </w:p>
+    <w:p>
+      <w:pPr>
+        <w:pStyle w:val="HTMLPreformatted"/>
+        <w:ind w:left="1440"/>
+        <w:rPr>
+          <w:rStyle w:val="HTMLCode"/>
+          <w:highlight w:val="lightGray"/>
+        </w:rPr>
+      </w:pPr>
+      <w:r>
+        <w:rPr>
+          <w:rStyle w:val="HTMLCode"/>
+          <w:highlight w:val="lightGray"/>
+        </w:rPr>
+        <w:t>{</w:t>
+      </w:r>
+    </w:p>
+    <w:p>
+      <w:pPr>
+        <w:pStyle w:val="HTMLPreformatted"/>
+        <w:ind w:left="1440"/>
+        <w:rPr>
+          <w:rStyle w:val="HTMLCode"/>
+          <w:highlight w:val="lightGray"/>
+        </w:rPr>
+      </w:pPr>
+      <w:r>
+        <w:rPr>
+          <w:rStyle w:val="HTMLCode"/>
+          <w:highlight w:val="lightGray"/>
+        </w:rPr>
+        <w:t xml:space="preserve">  </w:t>
+      </w:r>
+      <w:r>
+        <w:rPr>
+          <w:rStyle w:val="HTMLCode"/>
+          <w:highlight w:val="lightGray"/>
+        </w:rPr>
+        <w:t>"title"</w:t>
+      </w:r>
+      <w:r>
+        <w:rPr>
+          <w:rStyle w:val="HTMLCode"/>
+          <w:highlight w:val="lightGray"/>
+        </w:rPr>
+        <w:t xml:space="preserve">: </w:t>
+      </w:r>
+      <w:r>
+        <w:rPr>
+          <w:rStyle w:val="HTMLCode"/>
+          <w:highlight w:val="lightGray"/>
+        </w:rPr>
+        <w:t>"Complete Chapter Notes Updated"</w:t>
+      </w:r>
+      <w:r>
+        <w:rPr>
+          <w:rStyle w:val="HTMLCode"/>
+          <w:highlight w:val="lightGray"/>
+        </w:rPr>
+        <w:t>,</w:t>
+      </w:r>
+    </w:p>
+    <w:p>
+      <w:pPr>
+        <w:pStyle w:val="HTMLPreformatted"/>
+        <w:ind w:left="1440"/>
+        <w:rPr>
+          <w:rStyle w:val="HTMLCode"/>
+          <w:highlight w:val="lightGray"/>
+        </w:rPr>
+      </w:pPr>
+      <w:r>
+        <w:rPr>
+          <w:rStyle w:val="HTMLCode"/>
+          <w:highlight w:val="lightGray"/>
+        </w:rPr>
+        <w:t xml:space="preserve">  </w:t>
+      </w:r>
+      <w:r>
+        <w:rPr>
+          <w:rStyle w:val="HTMLCode"/>
+          <w:highlight w:val="lightGray"/>
+        </w:rPr>
+        <w:t>"description"</w:t>
+      </w:r>
+      <w:r>
+        <w:rPr>
+          <w:rStyle w:val="HTMLCode"/>
+          <w:highlight w:val="lightGray"/>
+        </w:rPr>
+        <w:t xml:space="preserve">: </w:t>
+      </w:r>
+      <w:r>
+        <w:rPr>
+          <w:rStyle w:val="HTMLCode"/>
+          <w:highlight w:val="lightGray"/>
+        </w:rPr>
+        <w:t>"All steps documented cleanly"</w:t>
+      </w:r>
+      <w:r>
+        <w:rPr>
+          <w:rStyle w:val="HTMLCode"/>
+          <w:highlight w:val="lightGray"/>
+        </w:rPr>
+        <w:t>,</w:t>
+      </w:r>
+    </w:p>
+    <w:p>
+      <w:pPr>
+        <w:pStyle w:val="HTMLPreformatted"/>
+        <w:ind w:left="1440"/>
+        <w:rPr>
+          <w:rStyle w:val="HTMLCode"/>
+          <w:highlight w:val="lightGray"/>
+        </w:rPr>
+      </w:pPr>
+      <w:r>
+        <w:rPr>
+          <w:rStyle w:val="HTMLCode"/>
+          <w:highlight w:val="lightGray"/>
+        </w:rPr>
+        <w:t xml:space="preserve">  </w:t>
+      </w:r>
+      <w:r>
+        <w:rPr>
+          <w:rStyle w:val="HTMLCode"/>
+          <w:highlight w:val="lightGray"/>
+        </w:rPr>
+        <w:t>"completed"</w:t>
+      </w:r>
+      <w:r>
+        <w:rPr>
+          <w:rStyle w:val="HTMLCode"/>
+          <w:highlight w:val="lightGray"/>
+        </w:rPr>
+        <w:t xml:space="preserve">: </w:t>
+      </w:r>
+      <w:r>
+        <w:rPr>
+          <w:rStyle w:val="HTMLCode"/>
+          <w:highlight w:val="lightGray"/>
+        </w:rPr>
+        <w:t>true</w:t>
+      </w:r>
+    </w:p>
+    <w:p>
+      <w:pPr>
+        <w:pStyle w:val="HTMLPreformatted"/>
+        <w:ind w:left="1440"/>
+        <w:rPr>
+          <w:rStyle w:val="HTMLCode"/>
+          <w:highlight w:val="lightGray"/>
+        </w:rPr>
+      </w:pPr>
+      <w:r>
+        <w:rPr>
+          <w:rStyle w:val="HTMLCode"/>
+          <w:highlight w:val="lightGray"/>
+        </w:rPr>
+        <w:t>}</w:t>
+      </w:r>
+    </w:p>
+    <w:p>
+      <w:pPr>
+        <w:pStyle w:val="NormalWeb"/>
+        <w:numPr>
+          <w:ilvl w:val="0"/>
+          <w:numId w:val="8"/>
+        </w:numPr>
+      </w:pPr>
+      <w:r>
+        <w:rPr>
+          <w:rStyle w:val="HTMLCode"/>
+          <w:b/>
+          <w:bCs/>
+        </w:rPr>
+        <w:lastRenderedPageBreak/>
+        <w:t>PATCH</w:t>
+      </w:r>
+      <w:r>
+        <w:rPr>
+          <w:b/>
+          <w:bCs/>
+        </w:rPr>
+        <w:t xml:space="preserve"> (Partial Update):</w:t>
+      </w:r>
+      <w:r>
+        <w:t xml:space="preserve"> Updates only the specified fields without overwriting the rest.</w:t>
+      </w:r>
+    </w:p>
+    <w:p>
+      <w:pPr>
+        <w:pStyle w:val="NormalWeb"/>
+        <w:numPr>
+          <w:ilvl w:val="1"/>
+          <w:numId w:val="8"/>
+        </w:numPr>
+      </w:pPr>
+      <w:r>
+        <w:t xml:space="preserve">URL: </w:t>
+      </w:r>
+      <w:r>
+        <w:rPr>
+          <w:rStyle w:val="HTMLCode"/>
+          <w:highlight w:val="lightGray"/>
+        </w:rPr>
+        <w:t>{{baseURL}}/task/1</w:t>
+      </w:r>
+    </w:p>
+    <w:p>
+      <w:pPr>
+        <w:pStyle w:val="NormalWeb"/>
+        <w:numPr>
+          <w:ilvl w:val="1"/>
+          <w:numId w:val="8"/>
+        </w:numPr>
+      </w:pPr>
+      <w:r>
+        <w:t>Body (raw JSON):</w:t>
+      </w:r>
+    </w:p>
+    <w:p>
+      <w:pPr>
+        <w:spacing w:beforeAutospacing="1" w:afterAutospacing="1"/>
+        <w:ind w:left="1440"/>
+      </w:pPr>
+      <w:r>
+        <w:rPr>
+          <w:rStyle w:val="ng-tns-c1961595714-41"/>
+        </w:rPr>
+        <w:t>JSON</w:t>
+      </w:r>
+    </w:p>
+    <w:p>
+      <w:pPr>
+        <w:pStyle w:val="HTMLPreformatted"/>
+        <w:ind w:left="1440"/>
+        <w:rPr>
+          <w:rStyle w:val="HTMLCode"/>
+          <w:highlight w:val="lightGray"/>
+        </w:rPr>
+      </w:pPr>
+      <w:r>
+        <w:rPr>
+          <w:rStyle w:val="HTMLCode"/>
+          <w:highlight w:val="lightGray"/>
+        </w:rPr>
+        <w:t>{</w:t>
+      </w:r>
+    </w:p>
+    <w:p>
+      <w:pPr>
+        <w:pStyle w:val="HTMLPreformatted"/>
+        <w:ind w:left="1440"/>
+        <w:rPr>
+          <w:rStyle w:val="HTMLCode"/>
+          <w:highlight w:val="lightGray"/>
+        </w:rPr>
+      </w:pPr>
+      <w:r>
+        <w:rPr>
+          <w:rStyle w:val="HTMLCode"/>
+          <w:highlight w:val="lightGray"/>
+        </w:rPr>
+        <w:t xml:space="preserve">  </w:t>
+      </w:r>
+      <w:r>
+        <w:rPr>
+          <w:rStyle w:val="HTMLCode"/>
+          <w:highlight w:val="lightGray"/>
+        </w:rPr>
+        <w:t>"completed"</w:t>
+      </w:r>
+      <w:r>
+        <w:rPr>
+          <w:rStyle w:val="HTMLCode"/>
+          <w:highlight w:val="lightGray"/>
+        </w:rPr>
+        <w:t xml:space="preserve">: </w:t>
+      </w:r>
+      <w:r>
+        <w:rPr>
+          <w:rStyle w:val="HTMLCode"/>
+          <w:highlight w:val="lightGray"/>
+        </w:rPr>
+        <w:t>true</w:t>
+      </w:r>
+    </w:p>
+    <w:p>
+      <w:pPr>
+        <w:pStyle w:val="HTMLPreformatted"/>
+        <w:ind w:left="1440"/>
+        <w:rPr>
+          <w:rStyle w:val="HTMLCode"/>
+          <w:highlight w:val="lightGray"/>
+        </w:rPr>
+      </w:pPr>
+      <w:r>
+        <w:rPr>
+          <w:rStyle w:val="HTMLCode"/>
+          <w:highlight w:val="lightGray"/>
+        </w:rPr>
+        <w:t>}</w:t>
+      </w:r>
+    </w:p>
+    <w:p>
+      <w:pPr>
+        <w:pStyle w:val="HTMLPreformatted"/>
+        <w:ind w:left="1440"/>
+        <w:rPr>
+          <w:rStyle w:val="HTMLCode"/>
+          <w:highlight w:val="lightGray"/>
+        </w:rPr>
+      </w:pPr>
+    </w:p>
+    <w:p>
+      <w:pPr>
+        <w:pStyle w:val="HTMLPreformatted"/>
+        <w:ind w:left="1440"/>
+        <w:rPr>
+          <w:rStyle w:val="HTMLCode"/>
+          <w:highlight w:val="lightGray"/>
+        </w:rPr>
+      </w:pPr>
+    </w:p>
+    <w:p>
+      <w:pPr>
+        <w:pStyle w:val="Heading3"/>
+        <w:rPr>
+          <w:b w:val="0"/>
+          <w:bCs w:val="0"/>
+          <w:sz w:val="24"/>
+          <w:szCs w:val="24"/>
+        </w:rPr>
+      </w:pPr>
+      <w:r>
+        <w:rPr>
+          <w:b w:val="0"/>
+          <w:bCs w:val="0"/>
+          <w:sz w:val="24"/>
+          <w:szCs w:val="24"/>
+        </w:rPr>
+        <w:t xml:space="preserve">For updating we make new request with post </w:t>
+      </w:r>
+    </w:p>
+    <w:p>
+      <w:pPr>
+        <w:pStyle w:val="Heading3"/>
+        <w:rPr>
+          <w:b w:val="0"/>
+          <w:bCs w:val="0"/>
+          <w:sz w:val="24"/>
+          <w:szCs w:val="24"/>
+        </w:rPr>
+      </w:pPr>
+      <w:r>
+        <w:rPr>
+          <w:b w:val="0"/>
+          <w:bCs w:val="0"/>
+          <w:sz w:val="24"/>
+          <w:szCs w:val="24"/>
+        </w:rPr>
+        <w:t xml:space="preserve">and than select the raw </w:t>
+      </w:r>
+    </w:p>
+    <w:p>
+      <w:pPr>
+        <w:pStyle w:val="Heading3"/>
+        <w:rPr>
+          <w:b w:val="0"/>
+          <w:bCs w:val="0"/>
+          <w:sz w:val="24"/>
+          <w:szCs w:val="24"/>
+        </w:rPr>
+      </w:pPr>
+      <w:r>
+        <w:rPr>
+          <w:b w:val="0"/>
+          <w:bCs w:val="0"/>
+          <w:sz w:val="24"/>
+          <w:szCs w:val="24"/>
+        </w:rPr>
+        <w:t xml:space="preserve">and choose url </w:t>
+      </w:r>
+    </w:p>
+    <w:p>
+      <w:pPr>
+        <w:pStyle w:val="Heading3"/>
+        <w:rPr>
+          <w:b w:val="0"/>
+          <w:bCs w:val="0"/>
+          <w:sz w:val="24"/>
+          <w:szCs w:val="24"/>
+        </w:rPr>
+      </w:pPr>
+      <w:r>
+        <w:rPr>
+          <w:b w:val="0"/>
+          <w:bCs w:val="0"/>
+          <w:sz w:val="24"/>
+          <w:szCs w:val="24"/>
+        </w:rPr>
+        <w:t xml:space="preserve">and write the json </w:t>
+      </w:r>
+    </w:p>
+    <w:p>
+      <w:pPr>
+        <w:pStyle w:val="Heading3"/>
+      </w:pPr>
+      <w:r>
+        <w:rPr>
+          <w:b w:val="0"/>
+          <w:bCs w:val="0"/>
+          <w:sz w:val="24"/>
+          <w:szCs w:val="24"/>
+        </w:rPr>
+        <w:t>and than send</w:t>
       </w:r>
       <w:r>
         <w:t xml:space="preserve"> </w:t>
+      </w:r>
+    </w:p>
+    <w:p>
+      <w:pPr>
+        <w:pStyle w:val="Heading3"/>
+      </w:pPr>
+      <w:r>
+        <w:drawing>
+          <wp:inline distT="0" distB="0" distL="0" distR="0" wp14:anchorId="22AFA3B7" wp14:editId="1C419147">
+            <wp:extent cx="5943600" cy="3872230"/>
+            <wp:effectExtent l="0" t="0" r="0" b="0"/>
+            <wp:docPr id="14" name="Picture 14"/>
+            <wp:cNvGraphicFramePr>
+              <a:graphicFrameLocks xmlns:a="http://schemas.openxmlformats.org/drawingml/2006/main" noChangeAspect="1"/>
+            </wp:cNvGraphicFramePr>
+            <a:graphic xmlns:a="http://schemas.openxmlformats.org/drawingml/2006/main">
+              <a:graphicData uri="http://schemas.openxmlformats.org/drawingml/2006/picture">
+                <pic:pic xmlns:pic="http://schemas.openxmlformats.org/drawingml/2006/picture">
+                  <pic:nvPicPr>
+                    <pic:cNvPr id="1" name=""/>
+                    <pic:cNvPicPr/>
+                  </pic:nvPicPr>
+                  <pic:blipFill>
+                    <a:blip r:embed="rId16"/>
+                    <a:stretch>
+                      <a:fillRect/>
+                    </a:stretch>
+                  </pic:blipFill>
+                  <pic:spPr>
+                    <a:xfrm>
+                      <a:off x="0" y="0"/>
+                      <a:ext cx="5943600" cy="3872230"/>
+                    </a:xfrm>
+                    <a:prstGeom prst="rect">
+                      <a:avLst/>
+                    </a:prstGeom>
+                  </pic:spPr>
+                </pic:pic>
+              </a:graphicData>
+            </a:graphic>
+          </wp:inline>
+        </w:drawing>
+      </w:r>
+    </w:p>
+    <w:p>
+      <w:pPr>
+        <w:pStyle w:val="Heading3"/>
+      </w:pPr>
+    </w:p>
+    <w:p>
+      <w:pPr>
+        <w:pStyle w:val="Heading3"/>
+      </w:pPr>
+    </w:p>
+    <w:p>
+      <w:pPr>
+        <w:pStyle w:val="Heading3"/>
+      </w:pPr>
+      <w:r>
+        <w:t>PATCH:</w:t>
+      </w:r>
+    </w:p>
+    <w:p>
+      <w:pPr>
+        <w:pStyle w:val="Heading3"/>
+      </w:pPr>
+      <w:r>
+        <w:drawing>
+          <wp:inline distT="0" distB="0" distL="0" distR="0" wp14:anchorId="0E65F448" wp14:editId="4B78BB3C">
+            <wp:extent cx="5943600" cy="4004945"/>
+            <wp:effectExtent l="0" t="0" r="0" b="0"/>
+            <wp:docPr id="15" name="Picture 15"/>
+            <wp:cNvGraphicFramePr>
+              <a:graphicFrameLocks xmlns:a="http://schemas.openxmlformats.org/drawingml/2006/main" noChangeAspect="1"/>
+            </wp:cNvGraphicFramePr>
+            <a:graphic xmlns:a="http://schemas.openxmlformats.org/drawingml/2006/main">
+              <a:graphicData uri="http://schemas.openxmlformats.org/drawingml/2006/picture">
+                <pic:pic xmlns:pic="http://schemas.openxmlformats.org/drawingml/2006/picture">
+                  <pic:nvPicPr>
+                    <pic:cNvPr id="1" name=""/>
+                    <pic:cNvPicPr/>
+                  </pic:nvPicPr>
+                  <pic:blipFill>
+                    <a:blip r:embed="rId17"/>
+                    <a:stretch>
+                      <a:fillRect/>
+                    </a:stretch>
+                  </pic:blipFill>
+                  <pic:spPr>
+                    <a:xfrm>
+                      <a:off x="0" y="0"/>
+                      <a:ext cx="5943600" cy="4004945"/>
+                    </a:xfrm>
+                    <a:prstGeom prst="rect">
+                      <a:avLst/>
+                    </a:prstGeom>
+                  </pic:spPr>
+                </pic:pic>
+              </a:graphicData>
+            </a:graphic>
+          </wp:inline>
+        </w:drawing>
+      </w:r>
+    </w:p>
+    <w:p>
+      <w:pPr>
+        <w:pStyle w:val="Heading3"/>
+      </w:pPr>
+    </w:p>
+    <w:p>
+      <w:pPr>
+        <w:pStyle w:val="Heading3"/>
+      </w:pPr>
+      <w:r>
+        <w:t>Deleting a Task (</w:t>
+      </w:r>
+      <w:r>
+        <w:rPr>
+          <w:rStyle w:val="HTMLCode"/>
+        </w:rPr>
+        <w:t>DELETE</w:t>
+      </w:r>
+      <w:r>
+        <w:t>)</w:t>
+      </w:r>
+    </w:p>
+    <w:p>
+      <w:pPr>
+        <w:pStyle w:val="NormalWeb"/>
+        <w:numPr>
+          <w:ilvl w:val="0"/>
+          <w:numId w:val="9"/>
+        </w:numPr>
+      </w:pPr>
+      <w:r>
+        <w:rPr>
+          <w:b/>
+          <w:bCs/>
+        </w:rPr>
+        <w:t>Method &amp; URL:</w:t>
+      </w:r>
+    </w:p>
+    <w:p>
+      <w:pPr>
+        <w:pStyle w:val="NormalWeb"/>
+        <w:numPr>
+          <w:ilvl w:val="1"/>
+          <w:numId w:val="9"/>
+        </w:numPr>
+      </w:pPr>
+      <w:r>
+        <w:t xml:space="preserve">Method: </w:t>
+      </w:r>
+      <w:r>
+        <w:rPr>
+          <w:rStyle w:val="HTMLCode"/>
+          <w:highlight w:val="lightGray"/>
+        </w:rPr>
+        <w:t>DELETE</w:t>
+      </w:r>
+    </w:p>
+    <w:p>
+      <w:pPr>
+        <w:pStyle w:val="NormalWeb"/>
+        <w:numPr>
+          <w:ilvl w:val="1"/>
+          <w:numId w:val="9"/>
+        </w:numPr>
+      </w:pPr>
+      <w:r>
+        <w:t xml:space="preserve">URL: </w:t>
+      </w:r>
+      <w:r>
+        <w:rPr>
+          <w:rStyle w:val="HTMLCode"/>
+          <w:highlight w:val="lightGray"/>
+        </w:rPr>
+        <w:t>{{baseURL}}/task/1</w:t>
+      </w:r>
+    </w:p>
+    <w:p>
+      <w:pPr>
+        <w:pStyle w:val="NormalWeb"/>
+        <w:numPr>
+          <w:ilvl w:val="0"/>
+          <w:numId w:val="9"/>
+        </w:numPr>
+      </w:pPr>
+      <w:r>
+        <w:rPr>
+          <w:b/>
+          <w:bCs/>
+        </w:rPr>
+        <w:t>Body:</w:t>
+      </w:r>
+      <w:r>
+        <w:t xml:space="preserve"> Typically left empty (</w:t>
+      </w:r>
+      <w:r>
+        <w:rPr>
+          <w:rStyle w:val="HTMLCode"/>
+        </w:rPr>
+        <w:t>none</w:t>
+      </w:r>
+      <w:r>
+        <w:t>).</w:t>
+      </w:r>
+    </w:p>
+    <w:p>
+      <w:pPr>
+        <w:pStyle w:val="NormalWeb"/>
+        <w:numPr>
+          <w:ilvl w:val="0"/>
+          <w:numId w:val="9"/>
+        </w:numPr>
+      </w:pPr>
+      <w:r>
+        <w:rPr>
+          <w:b/>
+          <w:bCs/>
+        </w:rPr>
+        <w:t>Send &amp; Save:</w:t>
+      </w:r>
+      <w:r>
+        <w:t xml:space="preserve"> Click </w:t>
+      </w:r>
+      <w:r>
+        <w:rPr>
+          <w:b/>
+          <w:bCs/>
+        </w:rPr>
+        <w:t>Send</w:t>
+      </w:r>
+      <w:r>
+        <w:t xml:space="preserve"> to confirm deletion (typically returns </w:t>
+      </w:r>
+      <w:r>
+        <w:rPr>
+          <w:rStyle w:val="HTMLCode"/>
+        </w:rPr>
+        <w:t>200 OK</w:t>
+      </w:r>
+      <w:r>
+        <w:t xml:space="preserve"> or </w:t>
+      </w:r>
+      <w:r>
+        <w:rPr>
+          <w:rStyle w:val="HTMLCode"/>
+        </w:rPr>
+        <w:t>204 No Content</w:t>
+      </w:r>
+      <w:r>
+        <w:t>).</w:t>
+      </w:r>
+    </w:p>
+    <w:p>
+      <w:r>
+        <w:lastRenderedPageBreak/>
+        <w:drawing>
+          <wp:inline distT="0" distB="0" distL="0" distR="0" wp14:anchorId="64339B6F" wp14:editId="6E281515">
+            <wp:extent cx="5943600" cy="3982085"/>
+            <wp:effectExtent l="0" t="0" r="0" b="0"/>
+            <wp:docPr id="16" name="Picture 16"/>
+            <wp:cNvGraphicFramePr>
+              <a:graphicFrameLocks xmlns:a="http://schemas.openxmlformats.org/drawingml/2006/main" noChangeAspect="1"/>
+            </wp:cNvGraphicFramePr>
+            <a:graphic xmlns:a="http://schemas.openxmlformats.org/drawingml/2006/main">
+              <a:graphicData uri="http://schemas.openxmlformats.org/drawingml/2006/picture">
+                <pic:pic xmlns:pic="http://schemas.openxmlformats.org/drawingml/2006/picture">
+                  <pic:nvPicPr>
+                    <pic:cNvPr id="1" name=""/>
+                    <pic:cNvPicPr/>
+                  </pic:nvPicPr>
+                  <pic:blipFill>
+                    <a:blip r:embed="rId18"/>
+                    <a:stretch>
+                      <a:fillRect/>
+                    </a:stretch>
+                  </pic:blipFill>
+                  <pic:spPr>
+                    <a:xfrm>
+                      <a:off x="0" y="0"/>
+                      <a:ext cx="5943600" cy="3982085"/>
+                    </a:xfrm>
+                    <a:prstGeom prst="rect">
+                      <a:avLst/>
+                    </a:prstGeom>
+                  </pic:spPr>
+                </pic:pic>
+              </a:graphicData>
+            </a:graphic>
+          </wp:inline>
+        </w:drawing>
+      </w:r>
+    </w:p>
+    <w:p/>
+    <w:p/>
+    <w:p/>
+    <w:p/>
+    <w:p>
+      <w:pPr>
+        <w:pBdr>
+          <w:top w:val="double" w:sz="6" w:space="1" w:color="auto"/>
+          <w:bottom w:val="double" w:sz="6" w:space="1" w:color="auto"/>
+        </w:pBdr>
+      </w:pPr>
+    </w:p>
+    <w:p>
+      <w:r>
+        <w:t xml:space="preserve">Now we see things with our authentication project </w:t>
+      </w:r>
+    </w:p>
+    <w:p>
+      <w:r>
+        <w:t xml:space="preserve">Run the project Testcasepro in command prompt and came back into the postman for testing </w:t>
+      </w:r>
+    </w:p>
+    <w:p>
+      <w:r>
+        <w:t xml:space="preserve">So here </w:t>
+      </w:r>
+    </w:p>
+    <w:p>
+      <w:r>
+        <w:t xml:space="preserve">First make the new collection and than </w:t>
+      </w:r>
+    </w:p>
+    <w:p>
+      <w:r>
+        <w:lastRenderedPageBreak/>
+        <w:drawing>
+          <wp:inline distT="0" distB="0" distL="0" distR="0" wp14:anchorId="1CF26591" wp14:editId="03E5282B">
+            <wp:extent cx="5943600" cy="3145155"/>
+            <wp:effectExtent l="0" t="0" r="0" b="0"/>
+            <wp:docPr id="18" name="Picture 18"/>
+            <wp:cNvGraphicFramePr>
+              <a:graphicFrameLocks xmlns:a="http://schemas.openxmlformats.org/drawingml/2006/main" noChangeAspect="1"/>
+            </wp:cNvGraphicFramePr>
+            <a:graphic xmlns:a="http://schemas.openxmlformats.org/drawingml/2006/main">
+              <a:graphicData uri="http://schemas.openxmlformats.org/drawingml/2006/picture">
+                <pic:pic xmlns:pic="http://schemas.openxmlformats.org/drawingml/2006/picture">
+                  <pic:nvPicPr>
+                    <pic:cNvPr id="1" name=""/>
+                    <pic:cNvPicPr/>
+                  </pic:nvPicPr>
+                  <pic:blipFill>
+                    <a:blip r:embed="rId19"/>
+                    <a:stretch>
+                      <a:fillRect/>
+                    </a:stretch>
+                  </pic:blipFill>
+                  <pic:spPr>
+                    <a:xfrm>
+                      <a:off x="0" y="0"/>
+                      <a:ext cx="5943600" cy="3145155"/>
+                    </a:xfrm>
+                    <a:prstGeom prst="rect">
+                      <a:avLst/>
+                    </a:prstGeom>
+                  </pic:spPr>
+                </pic:pic>
+              </a:graphicData>
+            </a:graphic>
+          </wp:inline>
+        </w:drawing>
+      </w:r>
+    </w:p>
+    <w:p>
+      <w:r>
+        <w:t xml:space="preserve"> So make request  Register here </w:t>
+      </w:r>
+    </w:p>
+    <w:p>
+      <w:r>
+        <w:t xml:space="preserve">And watch the code what we need to enter here </w:t>
+      </w:r>
+    </w:p>
+    <w:p/>
+    <w:p/>
+    <w:p>
+      <w:r>
+        <w:drawing>
+          <wp:inline distT="0" distB="0" distL="0" distR="0" wp14:anchorId="2EB09388" wp14:editId="27EE5AEB">
+            <wp:extent cx="5021272" cy="3235394"/>
+            <wp:effectExtent l="0" t="0" r="8255" b="3175"/>
+            <wp:docPr id="19" name="Picture 19"/>
+            <wp:cNvGraphicFramePr>
+              <a:graphicFrameLocks xmlns:a="http://schemas.openxmlformats.org/drawingml/2006/main" noChangeAspect="1"/>
+            </wp:cNvGraphicFramePr>
+            <a:graphic xmlns:a="http://schemas.openxmlformats.org/drawingml/2006/main">
+              <a:graphicData uri="http://schemas.openxmlformats.org/drawingml/2006/picture">
+                <pic:pic xmlns:pic="http://schemas.openxmlformats.org/drawingml/2006/picture">
+                  <pic:nvPicPr>
+                    <pic:cNvPr id="1" name=""/>
+                    <pic:cNvPicPr/>
+                  </pic:nvPicPr>
+                  <pic:blipFill>
+                    <a:blip r:embed="rId20"/>
+                    <a:stretch>
+                      <a:fillRect/>
+                    </a:stretch>
+                  </pic:blipFill>
+                  <pic:spPr>
+                    <a:xfrm>
+                      <a:off x="0" y="0"/>
+                      <a:ext cx="5022616" cy="3236260"/>
+                    </a:xfrm>
+                    <a:prstGeom prst="rect">
+                      <a:avLst/>
+                    </a:prstGeom>
+                  </pic:spPr>
+                </pic:pic>
+              </a:graphicData>
+            </a:graphic>
+          </wp:inline>
+        </w:drawing>
+      </w:r>
+    </w:p>
+    <w:p/>
+    <w:p/>
+    <w:p/>
+    <w:p>
+      <w:r>
+        <w:t>LOGIN:</w:t>
+      </w:r>
+    </w:p>
+    <w:p>
+      <w:r>
+        <w:drawing>
+          <wp:inline distT="0" distB="0" distL="0" distR="0" wp14:anchorId="4A48A7C6" wp14:editId="1A79D9FA">
+            <wp:extent cx="5174553" cy="3520465"/>
+            <wp:effectExtent l="0" t="0" r="7620" b="3810"/>
+            <wp:docPr id="21" name="Picture 21"/>
+            <wp:cNvGraphicFramePr>
+              <a:graphicFrameLocks xmlns:a="http://schemas.openxmlformats.org/drawingml/2006/main" noChangeAspect="1"/>
+            </wp:cNvGraphicFramePr>
+            <a:graphic xmlns:a="http://schemas.openxmlformats.org/drawingml/2006/main">
+              <a:graphicData uri="http://schemas.openxmlformats.org/drawingml/2006/picture">
+                <pic:pic xmlns:pic="http://schemas.openxmlformats.org/drawingml/2006/picture">
+                  <pic:nvPicPr>
+                    <pic:cNvPr id="1" name=""/>
+                    <pic:cNvPicPr/>
+                  </pic:nvPicPr>
+                  <pic:blipFill>
+                    <a:blip r:embed="rId21"/>
+                    <a:stretch>
+                      <a:fillRect/>
+                    </a:stretch>
+                  </pic:blipFill>
+                  <pic:spPr>
+                    <a:xfrm>
+                      <a:off x="0" y="0"/>
+                      <a:ext cx="5176347" cy="3521686"/>
+                    </a:xfrm>
+                    <a:prstGeom prst="rect">
+                      <a:avLst/>
+                    </a:prstGeom>
+                  </pic:spPr>
+                </pic:pic>
+              </a:graphicData>
+            </a:graphic>
+          </wp:inline>
+        </w:drawing>
+      </w:r>
+    </w:p>
+    <w:p/>
+    <w:p>
+      <w:r>
+        <w:t xml:space="preserve">WE SEE ALSO THE COOKIE </w:t>
+      </w:r>
+    </w:p>
+    <w:p>
+      <w:r>
+        <w:t xml:space="preserve">COOKIE saved </w:t>
+      </w:r>
+    </w:p>
+    <w:p>
+      <w:r>
+        <w:drawing>
+          <wp:inline distT="0" distB="0" distL="0" distR="0" wp14:anchorId="0880E313" wp14:editId="6D2734F0">
+            <wp:extent cx="4128014" cy="2443731"/>
+            <wp:effectExtent l="0" t="0" r="6350" b="0"/>
+            <wp:docPr id="22" name="Picture 22"/>
+            <wp:cNvGraphicFramePr>
+              <a:graphicFrameLocks xmlns:a="http://schemas.openxmlformats.org/drawingml/2006/main" noChangeAspect="1"/>
+            </wp:cNvGraphicFramePr>
+            <a:graphic xmlns:a="http://schemas.openxmlformats.org/drawingml/2006/main">
+              <a:graphicData uri="http://schemas.openxmlformats.org/drawingml/2006/picture">
+                <pic:pic xmlns:pic="http://schemas.openxmlformats.org/drawingml/2006/picture">
+                  <pic:nvPicPr>
+                    <pic:cNvPr id="1" name=""/>
+                    <pic:cNvPicPr/>
+                  </pic:nvPicPr>
+                  <pic:blipFill>
+                    <a:blip r:embed="rId22"/>
+                    <a:stretch>
+                      <a:fillRect/>
+                    </a:stretch>
+                  </pic:blipFill>
+                  <pic:spPr>
+                    <a:xfrm>
+                      <a:off x="0" y="0"/>
+                      <a:ext cx="4129816" cy="2444798"/>
+                    </a:xfrm>
+                    <a:prstGeom prst="rect">
+                      <a:avLst/>
+                    </a:prstGeom>
+                  </pic:spPr>
+                </pic:pic>
+              </a:graphicData>
+            </a:graphic>
+          </wp:inline>
+        </w:drawing>
+      </w:r>
+    </w:p>
+    <w:p/>
+    <w:p>
+      <w:r>
+        <w:t xml:space="preserve">Now we are comletely login </w:t>
+      </w:r>
+    </w:p>
+    <w:p>
+      <w:r>
+        <w:lastRenderedPageBreak/>
+        <w:t xml:space="preserve">Now we see the  things like me .. after login page </w:t>
+      </w:r>
+    </w:p>
+    <w:p>
+      <w:r>
+        <w:t>Me:</w:t>
+      </w:r>
+    </w:p>
+    <w:p>
+      <w:r>
+        <w:t xml:space="preserve">In this instead of going into the other section we need to go into the authorixation and select the bearer token and give token here that we receive during login and here our you can see that we successfully login </w:t>
+      </w:r>
+    </w:p>
+    <w:p>
+      <w:r>
+        <w:drawing>
+          <wp:inline distT="0" distB="0" distL="0" distR="0" wp14:anchorId="167BD34F" wp14:editId="0284B02D">
+            <wp:extent cx="5943600" cy="4147820"/>
+            <wp:effectExtent l="0" t="0" r="0" b="5080"/>
+            <wp:docPr id="23" name="Picture 23"/>
+            <wp:cNvGraphicFramePr>
+              <a:graphicFrameLocks xmlns:a="http://schemas.openxmlformats.org/drawingml/2006/main" noChangeAspect="1"/>
+            </wp:cNvGraphicFramePr>
+            <a:graphic xmlns:a="http://schemas.openxmlformats.org/drawingml/2006/main">
+              <a:graphicData uri="http://schemas.openxmlformats.org/drawingml/2006/picture">
+                <pic:pic xmlns:pic="http://schemas.openxmlformats.org/drawingml/2006/picture">
+                  <pic:nvPicPr>
+                    <pic:cNvPr id="1" name=""/>
+                    <pic:cNvPicPr/>
+                  </pic:nvPicPr>
+                  <pic:blipFill>
+                    <a:blip r:embed="rId23"/>
+                    <a:stretch>
+                      <a:fillRect/>
+                    </a:stretch>
+                  </pic:blipFill>
+                  <pic:spPr>
+                    <a:xfrm>
+                      <a:off x="0" y="0"/>
+                      <a:ext cx="5943600" cy="4147820"/>
+                    </a:xfrm>
+                    <a:prstGeom prst="rect">
+                      <a:avLst/>
+                    </a:prstGeom>
+                  </pic:spPr>
+                </pic:pic>
+              </a:graphicData>
+            </a:graphic>
+          </wp:inline>
+        </w:drawing>
+      </w:r>
+    </w:p>
+    <w:p/>
+    <w:p/>
+    <w:p/>
+    <w:p>
+      <w:pPr>
+        <w:pBdr>
+          <w:top w:val="double" w:sz="6" w:space="1" w:color="auto"/>
+          <w:bottom w:val="double" w:sz="6" w:space="1" w:color="auto"/>
+        </w:pBdr>
+      </w:pPr>
+    </w:p>
+    <w:p>
+      <w:r>
+        <w:t>Now we see the resume uploader project</w:t>
+      </w:r>
+    </w:p>
+    <w:p>
+      <w:r>
+        <w:t xml:space="preserve">In this project as you know that we set </w:t>
+      </w:r>
+    </w:p>
+    <w:p>
+      <w:r>
+        <w:t xml:space="preserve">In this project as you know that proper form uploader including dateofbirth,files and all necessary things </w:t>
+      </w:r>
+    </w:p>
+    <w:p>
+      <w:r>
+        <w:lastRenderedPageBreak/>
+        <w:drawing>
+          <wp:inline distT="0" distB="0" distL="0" distR="0" wp14:anchorId="708ABED6" wp14:editId="0F6DAD2F">
+            <wp:extent cx="5943600" cy="3343275"/>
+            <wp:effectExtent l="0" t="0" r="0" b="9525"/>
+            <wp:docPr id="24" name="Picture 24"/>
+            <wp:cNvGraphicFramePr>
+              <a:graphicFrameLocks xmlns:a="http://schemas.openxmlformats.org/drawingml/2006/main" noChangeAspect="1"/>
+            </wp:cNvGraphicFramePr>
+            <a:graphic xmlns:a="http://schemas.openxmlformats.org/drawingml/2006/main">
+              <a:graphicData uri="http://schemas.openxmlformats.org/drawingml/2006/picture">
+                <pic:pic xmlns:pic="http://schemas.openxmlformats.org/drawingml/2006/picture">
+                  <pic:nvPicPr>
+                    <pic:cNvPr id="1" name=""/>
+                    <pic:cNvPicPr/>
+                  </pic:nvPicPr>
+                  <pic:blipFill>
+                    <a:blip r:embed="rId24"/>
+                    <a:stretch>
+                      <a:fillRect/>
+                    </a:stretch>
+                  </pic:blipFill>
+                  <pic:spPr>
+                    <a:xfrm>
+                      <a:off x="0" y="0"/>
+                      <a:ext cx="5943600" cy="3343275"/>
+                    </a:xfrm>
+                    <a:prstGeom prst="rect">
+                      <a:avLst/>
+                    </a:prstGeom>
+                  </pic:spPr>
+                </pic:pic>
+              </a:graphicData>
+            </a:graphic>
+          </wp:inline>
+        </w:drawing>
       </w:r>
       <w:bookmarkEnd w:id="0"/>
     </w:p>
@@ -611,6 +3540,1219 @@
     </w:sectPr>
   </w:body>
 </w:document>
+</file>
+
+<file path=word/numbering.xml><?xml version="1.0" encoding="utf-8"?>
+<w:numbering xmlns:wpc="http://schemas.microsoft.com/office/word/2010/wordprocessingCanvas" xmlns:cx="http://schemas.microsoft.com/office/drawing/2014/chartex" xmlns:cx1="http://schemas.microsoft.com/office/drawing/2015/9/8/chartex" xmlns:mc="http://schemas.openxmlformats.org/markup-compatibility/2006" xmlns:o="urn:schemas-microsoft-com:office:office" xmlns:r="http://schemas.openxmlformats.org/officeDocument/2006/relationships" xmlns:m="http://schemas.openxmlformats.org/officeDocument/2006/math" xmlns:v="urn:schemas-microsoft-com:vml" xmlns:wp14="http://schemas.microsoft.com/office/word/2010/wordprocessingDrawing" xmlns:wp="http://schemas.openxmlformats.org/drawingml/2006/wordprocessingDrawing" xmlns:w10="urn:schemas-microsoft-com:office:word" xmlns:w="http://schemas.openxmlformats.org/wordprocessingml/2006/main" xmlns:w14="http://schemas.microsoft.com/office/word/2010/wordml" xmlns:w15="http://schemas.microsoft.com/office/word/2012/wordml" xmlns:w16se="http://schemas.microsoft.com/office/word/2015/wordml/symex" xmlns:wpg="http://schemas.microsoft.com/office/word/2010/wordprocessingGroup" xmlns:wpi="http://schemas.microsoft.com/office/word/2010/wordprocessingInk" xmlns:wne="http://schemas.microsoft.com/office/word/2006/wordml" xmlns:wps="http://schemas.microsoft.com/office/word/2010/wordprocessingShape" mc:Ignorable="w14 w15 w16se wp14">
+  <w:abstractNum w:abstractNumId="0" w15:restartNumberingAfterBreak="0">
+    <w:nsid w:val="0DBF1D6A"/>
+    <w:multiLevelType w:val="multilevel"/>
+    <w:tmpl w:val="49640AC4"/>
+    <w:lvl w:ilvl="0">
+      <w:start w:val="1"/>
+      <w:numFmt w:val="decimal"/>
+      <w:lvlText w:val="%1."/>
+      <w:lvlJc w:val="left"/>
+      <w:pPr>
+        <w:tabs>
+          <w:tab w:val="num" w:pos="720"/>
+        </w:tabs>
+        <w:ind w:left="720" w:hanging="360"/>
+      </w:pPr>
+    </w:lvl>
+    <w:lvl w:ilvl="1">
+      <w:start w:val="1"/>
+      <w:numFmt w:val="bullet"/>
+      <w:lvlText w:val="o"/>
+      <w:lvlJc w:val="left"/>
+      <w:pPr>
+        <w:tabs>
+          <w:tab w:val="num" w:pos="1440"/>
+        </w:tabs>
+        <w:ind w:left="1440" w:hanging="360"/>
+      </w:pPr>
+      <w:rPr>
+        <w:rFonts w:ascii="Courier New" w:hAnsi="Courier New" w:hint="default"/>
+        <w:sz w:val="20"/>
+      </w:rPr>
+    </w:lvl>
+    <w:lvl w:ilvl="2" w:tentative="1">
+      <w:start w:val="1"/>
+      <w:numFmt w:val="decimal"/>
+      <w:lvlText w:val="%3."/>
+      <w:lvlJc w:val="left"/>
+      <w:pPr>
+        <w:tabs>
+          <w:tab w:val="num" w:pos="2160"/>
+        </w:tabs>
+        <w:ind w:left="2160" w:hanging="360"/>
+      </w:pPr>
+    </w:lvl>
+    <w:lvl w:ilvl="3" w:tentative="1">
+      <w:start w:val="1"/>
+      <w:numFmt w:val="decimal"/>
+      <w:lvlText w:val="%4."/>
+      <w:lvlJc w:val="left"/>
+      <w:pPr>
+        <w:tabs>
+          <w:tab w:val="num" w:pos="2880"/>
+        </w:tabs>
+        <w:ind w:left="2880" w:hanging="360"/>
+      </w:pPr>
+    </w:lvl>
+    <w:lvl w:ilvl="4" w:tentative="1">
+      <w:start w:val="1"/>
+      <w:numFmt w:val="decimal"/>
+      <w:lvlText w:val="%5."/>
+      <w:lvlJc w:val="left"/>
+      <w:pPr>
+        <w:tabs>
+          <w:tab w:val="num" w:pos="3600"/>
+        </w:tabs>
+        <w:ind w:left="3600" w:hanging="360"/>
+      </w:pPr>
+    </w:lvl>
+    <w:lvl w:ilvl="5" w:tentative="1">
+      <w:start w:val="1"/>
+      <w:numFmt w:val="decimal"/>
+      <w:lvlText w:val="%6."/>
+      <w:lvlJc w:val="left"/>
+      <w:pPr>
+        <w:tabs>
+          <w:tab w:val="num" w:pos="4320"/>
+        </w:tabs>
+        <w:ind w:left="4320" w:hanging="360"/>
+      </w:pPr>
+    </w:lvl>
+    <w:lvl w:ilvl="6" w:tentative="1">
+      <w:start w:val="1"/>
+      <w:numFmt w:val="decimal"/>
+      <w:lvlText w:val="%7."/>
+      <w:lvlJc w:val="left"/>
+      <w:pPr>
+        <w:tabs>
+          <w:tab w:val="num" w:pos="5040"/>
+        </w:tabs>
+        <w:ind w:left="5040" w:hanging="360"/>
+      </w:pPr>
+    </w:lvl>
+    <w:lvl w:ilvl="7" w:tentative="1">
+      <w:start w:val="1"/>
+      <w:numFmt w:val="decimal"/>
+      <w:lvlText w:val="%8."/>
+      <w:lvlJc w:val="left"/>
+      <w:pPr>
+        <w:tabs>
+          <w:tab w:val="num" w:pos="5760"/>
+        </w:tabs>
+        <w:ind w:left="5760" w:hanging="360"/>
+      </w:pPr>
+    </w:lvl>
+    <w:lvl w:ilvl="8" w:tentative="1">
+      <w:start w:val="1"/>
+      <w:numFmt w:val="decimal"/>
+      <w:lvlText w:val="%9."/>
+      <w:lvlJc w:val="left"/>
+      <w:pPr>
+        <w:tabs>
+          <w:tab w:val="num" w:pos="6480"/>
+        </w:tabs>
+        <w:ind w:left="6480" w:hanging="360"/>
+      </w:pPr>
+    </w:lvl>
+  </w:abstractNum>
+  <w:abstractNum w:abstractNumId="1" w15:restartNumberingAfterBreak="0">
+    <w:nsid w:val="15935FAC"/>
+    <w:multiLevelType w:val="multilevel"/>
+    <w:tmpl w:val="261A00F0"/>
+    <w:lvl w:ilvl="0">
+      <w:start w:val="1"/>
+      <w:numFmt w:val="decimal"/>
+      <w:lvlText w:val="%1."/>
+      <w:lvlJc w:val="left"/>
+      <w:pPr>
+        <w:tabs>
+          <w:tab w:val="num" w:pos="720"/>
+        </w:tabs>
+        <w:ind w:left="720" w:hanging="360"/>
+      </w:pPr>
+    </w:lvl>
+    <w:lvl w:ilvl="1">
+      <w:start w:val="1"/>
+      <w:numFmt w:val="bullet"/>
+      <w:lvlText w:val="o"/>
+      <w:lvlJc w:val="left"/>
+      <w:pPr>
+        <w:tabs>
+          <w:tab w:val="num" w:pos="1440"/>
+        </w:tabs>
+        <w:ind w:left="1440" w:hanging="360"/>
+      </w:pPr>
+      <w:rPr>
+        <w:rFonts w:ascii="Courier New" w:hAnsi="Courier New" w:hint="default"/>
+        <w:sz w:val="20"/>
+      </w:rPr>
+    </w:lvl>
+    <w:lvl w:ilvl="2" w:tentative="1">
+      <w:start w:val="1"/>
+      <w:numFmt w:val="decimal"/>
+      <w:lvlText w:val="%3."/>
+      <w:lvlJc w:val="left"/>
+      <w:pPr>
+        <w:tabs>
+          <w:tab w:val="num" w:pos="2160"/>
+        </w:tabs>
+        <w:ind w:left="2160" w:hanging="360"/>
+      </w:pPr>
+    </w:lvl>
+    <w:lvl w:ilvl="3" w:tentative="1">
+      <w:start w:val="1"/>
+      <w:numFmt w:val="decimal"/>
+      <w:lvlText w:val="%4."/>
+      <w:lvlJc w:val="left"/>
+      <w:pPr>
+        <w:tabs>
+          <w:tab w:val="num" w:pos="2880"/>
+        </w:tabs>
+        <w:ind w:left="2880" w:hanging="360"/>
+      </w:pPr>
+    </w:lvl>
+    <w:lvl w:ilvl="4" w:tentative="1">
+      <w:start w:val="1"/>
+      <w:numFmt w:val="decimal"/>
+      <w:lvlText w:val="%5."/>
+      <w:lvlJc w:val="left"/>
+      <w:pPr>
+        <w:tabs>
+          <w:tab w:val="num" w:pos="3600"/>
+        </w:tabs>
+        <w:ind w:left="3600" w:hanging="360"/>
+      </w:pPr>
+    </w:lvl>
+    <w:lvl w:ilvl="5" w:tentative="1">
+      <w:start w:val="1"/>
+      <w:numFmt w:val="decimal"/>
+      <w:lvlText w:val="%6."/>
+      <w:lvlJc w:val="left"/>
+      <w:pPr>
+        <w:tabs>
+          <w:tab w:val="num" w:pos="4320"/>
+        </w:tabs>
+        <w:ind w:left="4320" w:hanging="360"/>
+      </w:pPr>
+    </w:lvl>
+    <w:lvl w:ilvl="6" w:tentative="1">
+      <w:start w:val="1"/>
+      <w:numFmt w:val="decimal"/>
+      <w:lvlText w:val="%7."/>
+      <w:lvlJc w:val="left"/>
+      <w:pPr>
+        <w:tabs>
+          <w:tab w:val="num" w:pos="5040"/>
+        </w:tabs>
+        <w:ind w:left="5040" w:hanging="360"/>
+      </w:pPr>
+    </w:lvl>
+    <w:lvl w:ilvl="7" w:tentative="1">
+      <w:start w:val="1"/>
+      <w:numFmt w:val="decimal"/>
+      <w:lvlText w:val="%8."/>
+      <w:lvlJc w:val="left"/>
+      <w:pPr>
+        <w:tabs>
+          <w:tab w:val="num" w:pos="5760"/>
+        </w:tabs>
+        <w:ind w:left="5760" w:hanging="360"/>
+      </w:pPr>
+    </w:lvl>
+    <w:lvl w:ilvl="8" w:tentative="1">
+      <w:start w:val="1"/>
+      <w:numFmt w:val="decimal"/>
+      <w:lvlText w:val="%9."/>
+      <w:lvlJc w:val="left"/>
+      <w:pPr>
+        <w:tabs>
+          <w:tab w:val="num" w:pos="6480"/>
+        </w:tabs>
+        <w:ind w:left="6480" w:hanging="360"/>
+      </w:pPr>
+    </w:lvl>
+  </w:abstractNum>
+  <w:abstractNum w:abstractNumId="2" w15:restartNumberingAfterBreak="0">
+    <w:nsid w:val="1A846D99"/>
+    <w:multiLevelType w:val="multilevel"/>
+    <w:tmpl w:val="8F901604"/>
+    <w:lvl w:ilvl="0">
+      <w:start w:val="1"/>
+      <w:numFmt w:val="decimal"/>
+      <w:lvlText w:val="%1."/>
+      <w:lvlJc w:val="left"/>
+      <w:pPr>
+        <w:tabs>
+          <w:tab w:val="num" w:pos="720"/>
+        </w:tabs>
+        <w:ind w:left="720" w:hanging="360"/>
+      </w:pPr>
+    </w:lvl>
+    <w:lvl w:ilvl="1">
+      <w:start w:val="1"/>
+      <w:numFmt w:val="bullet"/>
+      <w:lvlText w:val="o"/>
+      <w:lvlJc w:val="left"/>
+      <w:pPr>
+        <w:tabs>
+          <w:tab w:val="num" w:pos="1440"/>
+        </w:tabs>
+        <w:ind w:left="1440" w:hanging="360"/>
+      </w:pPr>
+      <w:rPr>
+        <w:rFonts w:ascii="Courier New" w:hAnsi="Courier New" w:hint="default"/>
+        <w:sz w:val="20"/>
+      </w:rPr>
+    </w:lvl>
+    <w:lvl w:ilvl="2" w:tentative="1">
+      <w:start w:val="1"/>
+      <w:numFmt w:val="decimal"/>
+      <w:lvlText w:val="%3."/>
+      <w:lvlJc w:val="left"/>
+      <w:pPr>
+        <w:tabs>
+          <w:tab w:val="num" w:pos="2160"/>
+        </w:tabs>
+        <w:ind w:left="2160" w:hanging="360"/>
+      </w:pPr>
+    </w:lvl>
+    <w:lvl w:ilvl="3" w:tentative="1">
+      <w:start w:val="1"/>
+      <w:numFmt w:val="decimal"/>
+      <w:lvlText w:val="%4."/>
+      <w:lvlJc w:val="left"/>
+      <w:pPr>
+        <w:tabs>
+          <w:tab w:val="num" w:pos="2880"/>
+        </w:tabs>
+        <w:ind w:left="2880" w:hanging="360"/>
+      </w:pPr>
+    </w:lvl>
+    <w:lvl w:ilvl="4" w:tentative="1">
+      <w:start w:val="1"/>
+      <w:numFmt w:val="decimal"/>
+      <w:lvlText w:val="%5."/>
+      <w:lvlJc w:val="left"/>
+      <w:pPr>
+        <w:tabs>
+          <w:tab w:val="num" w:pos="3600"/>
+        </w:tabs>
+        <w:ind w:left="3600" w:hanging="360"/>
+      </w:pPr>
+    </w:lvl>
+    <w:lvl w:ilvl="5" w:tentative="1">
+      <w:start w:val="1"/>
+      <w:numFmt w:val="decimal"/>
+      <w:lvlText w:val="%6."/>
+      <w:lvlJc w:val="left"/>
+      <w:pPr>
+        <w:tabs>
+          <w:tab w:val="num" w:pos="4320"/>
+        </w:tabs>
+        <w:ind w:left="4320" w:hanging="360"/>
+      </w:pPr>
+    </w:lvl>
+    <w:lvl w:ilvl="6" w:tentative="1">
+      <w:start w:val="1"/>
+      <w:numFmt w:val="decimal"/>
+      <w:lvlText w:val="%7."/>
+      <w:lvlJc w:val="left"/>
+      <w:pPr>
+        <w:tabs>
+          <w:tab w:val="num" w:pos="5040"/>
+        </w:tabs>
+        <w:ind w:left="5040" w:hanging="360"/>
+      </w:pPr>
+    </w:lvl>
+    <w:lvl w:ilvl="7" w:tentative="1">
+      <w:start w:val="1"/>
+      <w:numFmt w:val="decimal"/>
+      <w:lvlText w:val="%8."/>
+      <w:lvlJc w:val="left"/>
+      <w:pPr>
+        <w:tabs>
+          <w:tab w:val="num" w:pos="5760"/>
+        </w:tabs>
+        <w:ind w:left="5760" w:hanging="360"/>
+      </w:pPr>
+    </w:lvl>
+    <w:lvl w:ilvl="8" w:tentative="1">
+      <w:start w:val="1"/>
+      <w:numFmt w:val="decimal"/>
+      <w:lvlText w:val="%9."/>
+      <w:lvlJc w:val="left"/>
+      <w:pPr>
+        <w:tabs>
+          <w:tab w:val="num" w:pos="6480"/>
+        </w:tabs>
+        <w:ind w:left="6480" w:hanging="360"/>
+      </w:pPr>
+    </w:lvl>
+  </w:abstractNum>
+  <w:abstractNum w:abstractNumId="3" w15:restartNumberingAfterBreak="0">
+    <w:nsid w:val="23FB13B9"/>
+    <w:multiLevelType w:val="multilevel"/>
+    <w:tmpl w:val="A3F46C78"/>
+    <w:lvl w:ilvl="0">
+      <w:start w:val="1"/>
+      <w:numFmt w:val="bullet"/>
+      <w:lvlText w:val=""/>
+      <w:lvlJc w:val="left"/>
+      <w:pPr>
+        <w:tabs>
+          <w:tab w:val="num" w:pos="720"/>
+        </w:tabs>
+        <w:ind w:left="720" w:hanging="360"/>
+      </w:pPr>
+      <w:rPr>
+        <w:rFonts w:ascii="Symbol" w:hAnsi="Symbol" w:hint="default"/>
+        <w:sz w:val="20"/>
+      </w:rPr>
+    </w:lvl>
+    <w:lvl w:ilvl="1" w:tentative="1">
+      <w:start w:val="1"/>
+      <w:numFmt w:val="bullet"/>
+      <w:lvlText w:val="o"/>
+      <w:lvlJc w:val="left"/>
+      <w:pPr>
+        <w:tabs>
+          <w:tab w:val="num" w:pos="1440"/>
+        </w:tabs>
+        <w:ind w:left="1440" w:hanging="360"/>
+      </w:pPr>
+      <w:rPr>
+        <w:rFonts w:ascii="Courier New" w:hAnsi="Courier New" w:hint="default"/>
+        <w:sz w:val="20"/>
+      </w:rPr>
+    </w:lvl>
+    <w:lvl w:ilvl="2" w:tentative="1">
+      <w:start w:val="1"/>
+      <w:numFmt w:val="bullet"/>
+      <w:lvlText w:val=""/>
+      <w:lvlJc w:val="left"/>
+      <w:pPr>
+        <w:tabs>
+          <w:tab w:val="num" w:pos="2160"/>
+        </w:tabs>
+        <w:ind w:left="2160" w:hanging="360"/>
+      </w:pPr>
+      <w:rPr>
+        <w:rFonts w:ascii="Wingdings" w:hAnsi="Wingdings" w:hint="default"/>
+        <w:sz w:val="20"/>
+      </w:rPr>
+    </w:lvl>
+    <w:lvl w:ilvl="3" w:tentative="1">
+      <w:start w:val="1"/>
+      <w:numFmt w:val="bullet"/>
+      <w:lvlText w:val=""/>
+      <w:lvlJc w:val="left"/>
+      <w:pPr>
+        <w:tabs>
+          <w:tab w:val="num" w:pos="2880"/>
+        </w:tabs>
+        <w:ind w:left="2880" w:hanging="360"/>
+      </w:pPr>
+      <w:rPr>
+        <w:rFonts w:ascii="Wingdings" w:hAnsi="Wingdings" w:hint="default"/>
+        <w:sz w:val="20"/>
+      </w:rPr>
+    </w:lvl>
+    <w:lvl w:ilvl="4" w:tentative="1">
+      <w:start w:val="1"/>
+      <w:numFmt w:val="bullet"/>
+      <w:lvlText w:val=""/>
+      <w:lvlJc w:val="left"/>
+      <w:pPr>
+        <w:tabs>
+          <w:tab w:val="num" w:pos="3600"/>
+        </w:tabs>
+        <w:ind w:left="3600" w:hanging="360"/>
+      </w:pPr>
+      <w:rPr>
+        <w:rFonts w:ascii="Wingdings" w:hAnsi="Wingdings" w:hint="default"/>
+        <w:sz w:val="20"/>
+      </w:rPr>
+    </w:lvl>
+    <w:lvl w:ilvl="5" w:tentative="1">
+      <w:start w:val="1"/>
+      <w:numFmt w:val="bullet"/>
+      <w:lvlText w:val=""/>
+      <w:lvlJc w:val="left"/>
+      <w:pPr>
+        <w:tabs>
+          <w:tab w:val="num" w:pos="4320"/>
+        </w:tabs>
+        <w:ind w:left="4320" w:hanging="360"/>
+      </w:pPr>
+      <w:rPr>
+        <w:rFonts w:ascii="Wingdings" w:hAnsi="Wingdings" w:hint="default"/>
+        <w:sz w:val="20"/>
+      </w:rPr>
+    </w:lvl>
+    <w:lvl w:ilvl="6" w:tentative="1">
+      <w:start w:val="1"/>
+      <w:numFmt w:val="bullet"/>
+      <w:lvlText w:val=""/>
+      <w:lvlJc w:val="left"/>
+      <w:pPr>
+        <w:tabs>
+          <w:tab w:val="num" w:pos="5040"/>
+        </w:tabs>
+        <w:ind w:left="5040" w:hanging="360"/>
+      </w:pPr>
+      <w:rPr>
+        <w:rFonts w:ascii="Wingdings" w:hAnsi="Wingdings" w:hint="default"/>
+        <w:sz w:val="20"/>
+      </w:rPr>
+    </w:lvl>
+    <w:lvl w:ilvl="7" w:tentative="1">
+      <w:start w:val="1"/>
+      <w:numFmt w:val="bullet"/>
+      <w:lvlText w:val=""/>
+      <w:lvlJc w:val="left"/>
+      <w:pPr>
+        <w:tabs>
+          <w:tab w:val="num" w:pos="5760"/>
+        </w:tabs>
+        <w:ind w:left="5760" w:hanging="360"/>
+      </w:pPr>
+      <w:rPr>
+        <w:rFonts w:ascii="Wingdings" w:hAnsi="Wingdings" w:hint="default"/>
+        <w:sz w:val="20"/>
+      </w:rPr>
+    </w:lvl>
+    <w:lvl w:ilvl="8" w:tentative="1">
+      <w:start w:val="1"/>
+      <w:numFmt w:val="bullet"/>
+      <w:lvlText w:val=""/>
+      <w:lvlJc w:val="left"/>
+      <w:pPr>
+        <w:tabs>
+          <w:tab w:val="num" w:pos="6480"/>
+        </w:tabs>
+        <w:ind w:left="6480" w:hanging="360"/>
+      </w:pPr>
+      <w:rPr>
+        <w:rFonts w:ascii="Wingdings" w:hAnsi="Wingdings" w:hint="default"/>
+        <w:sz w:val="20"/>
+      </w:rPr>
+    </w:lvl>
+  </w:abstractNum>
+  <w:abstractNum w:abstractNumId="4" w15:restartNumberingAfterBreak="0">
+    <w:nsid w:val="2B0477C3"/>
+    <w:multiLevelType w:val="multilevel"/>
+    <w:tmpl w:val="8326D6AA"/>
+    <w:lvl w:ilvl="0">
+      <w:start w:val="1"/>
+      <w:numFmt w:val="bullet"/>
+      <w:lvlText w:val=""/>
+      <w:lvlJc w:val="left"/>
+      <w:pPr>
+        <w:tabs>
+          <w:tab w:val="num" w:pos="720"/>
+        </w:tabs>
+        <w:ind w:left="720" w:hanging="360"/>
+      </w:pPr>
+      <w:rPr>
+        <w:rFonts w:ascii="Symbol" w:hAnsi="Symbol" w:hint="default"/>
+        <w:sz w:val="20"/>
+      </w:rPr>
+    </w:lvl>
+    <w:lvl w:ilvl="1" w:tentative="1">
+      <w:start w:val="1"/>
+      <w:numFmt w:val="bullet"/>
+      <w:lvlText w:val="o"/>
+      <w:lvlJc w:val="left"/>
+      <w:pPr>
+        <w:tabs>
+          <w:tab w:val="num" w:pos="1440"/>
+        </w:tabs>
+        <w:ind w:left="1440" w:hanging="360"/>
+      </w:pPr>
+      <w:rPr>
+        <w:rFonts w:ascii="Courier New" w:hAnsi="Courier New" w:hint="default"/>
+        <w:sz w:val="20"/>
+      </w:rPr>
+    </w:lvl>
+    <w:lvl w:ilvl="2" w:tentative="1">
+      <w:start w:val="1"/>
+      <w:numFmt w:val="bullet"/>
+      <w:lvlText w:val=""/>
+      <w:lvlJc w:val="left"/>
+      <w:pPr>
+        <w:tabs>
+          <w:tab w:val="num" w:pos="2160"/>
+        </w:tabs>
+        <w:ind w:left="2160" w:hanging="360"/>
+      </w:pPr>
+      <w:rPr>
+        <w:rFonts w:ascii="Wingdings" w:hAnsi="Wingdings" w:hint="default"/>
+        <w:sz w:val="20"/>
+      </w:rPr>
+    </w:lvl>
+    <w:lvl w:ilvl="3" w:tentative="1">
+      <w:start w:val="1"/>
+      <w:numFmt w:val="bullet"/>
+      <w:lvlText w:val=""/>
+      <w:lvlJc w:val="left"/>
+      <w:pPr>
+        <w:tabs>
+          <w:tab w:val="num" w:pos="2880"/>
+        </w:tabs>
+        <w:ind w:left="2880" w:hanging="360"/>
+      </w:pPr>
+      <w:rPr>
+        <w:rFonts w:ascii="Wingdings" w:hAnsi="Wingdings" w:hint="default"/>
+        <w:sz w:val="20"/>
+      </w:rPr>
+    </w:lvl>
+    <w:lvl w:ilvl="4" w:tentative="1">
+      <w:start w:val="1"/>
+      <w:numFmt w:val="bullet"/>
+      <w:lvlText w:val=""/>
+      <w:lvlJc w:val="left"/>
+      <w:pPr>
+        <w:tabs>
+          <w:tab w:val="num" w:pos="3600"/>
+        </w:tabs>
+        <w:ind w:left="3600" w:hanging="360"/>
+      </w:pPr>
+      <w:rPr>
+        <w:rFonts w:ascii="Wingdings" w:hAnsi="Wingdings" w:hint="default"/>
+        <w:sz w:val="20"/>
+      </w:rPr>
+    </w:lvl>
+    <w:lvl w:ilvl="5" w:tentative="1">
+      <w:start w:val="1"/>
+      <w:numFmt w:val="bullet"/>
+      <w:lvlText w:val=""/>
+      <w:lvlJc w:val="left"/>
+      <w:pPr>
+        <w:tabs>
+          <w:tab w:val="num" w:pos="4320"/>
+        </w:tabs>
+        <w:ind w:left="4320" w:hanging="360"/>
+      </w:pPr>
+      <w:rPr>
+        <w:rFonts w:ascii="Wingdings" w:hAnsi="Wingdings" w:hint="default"/>
+        <w:sz w:val="20"/>
+      </w:rPr>
+    </w:lvl>
+    <w:lvl w:ilvl="6" w:tentative="1">
+      <w:start w:val="1"/>
+      <w:numFmt w:val="bullet"/>
+      <w:lvlText w:val=""/>
+      <w:lvlJc w:val="left"/>
+      <w:pPr>
+        <w:tabs>
+          <w:tab w:val="num" w:pos="5040"/>
+        </w:tabs>
+        <w:ind w:left="5040" w:hanging="360"/>
+      </w:pPr>
+      <w:rPr>
+        <w:rFonts w:ascii="Wingdings" w:hAnsi="Wingdings" w:hint="default"/>
+        <w:sz w:val="20"/>
+      </w:rPr>
+    </w:lvl>
+    <w:lvl w:ilvl="7" w:tentative="1">
+      <w:start w:val="1"/>
+      <w:numFmt w:val="bullet"/>
+      <w:lvlText w:val=""/>
+      <w:lvlJc w:val="left"/>
+      <w:pPr>
+        <w:tabs>
+          <w:tab w:val="num" w:pos="5760"/>
+        </w:tabs>
+        <w:ind w:left="5760" w:hanging="360"/>
+      </w:pPr>
+      <w:rPr>
+        <w:rFonts w:ascii="Wingdings" w:hAnsi="Wingdings" w:hint="default"/>
+        <w:sz w:val="20"/>
+      </w:rPr>
+    </w:lvl>
+    <w:lvl w:ilvl="8" w:tentative="1">
+      <w:start w:val="1"/>
+      <w:numFmt w:val="bullet"/>
+      <w:lvlText w:val=""/>
+      <w:lvlJc w:val="left"/>
+      <w:pPr>
+        <w:tabs>
+          <w:tab w:val="num" w:pos="6480"/>
+        </w:tabs>
+        <w:ind w:left="6480" w:hanging="360"/>
+      </w:pPr>
+      <w:rPr>
+        <w:rFonts w:ascii="Wingdings" w:hAnsi="Wingdings" w:hint="default"/>
+        <w:sz w:val="20"/>
+      </w:rPr>
+    </w:lvl>
+  </w:abstractNum>
+  <w:abstractNum w:abstractNumId="5" w15:restartNumberingAfterBreak="0">
+    <w:nsid w:val="2D3E5121"/>
+    <w:multiLevelType w:val="multilevel"/>
+    <w:tmpl w:val="589CE4F6"/>
+    <w:lvl w:ilvl="0">
+      <w:start w:val="1"/>
+      <w:numFmt w:val="decimal"/>
+      <w:lvlText w:val="%1."/>
+      <w:lvlJc w:val="left"/>
+      <w:pPr>
+        <w:tabs>
+          <w:tab w:val="num" w:pos="720"/>
+        </w:tabs>
+        <w:ind w:left="720" w:hanging="360"/>
+      </w:pPr>
+    </w:lvl>
+    <w:lvl w:ilvl="1">
+      <w:start w:val="1"/>
+      <w:numFmt w:val="bullet"/>
+      <w:lvlText w:val="o"/>
+      <w:lvlJc w:val="left"/>
+      <w:pPr>
+        <w:tabs>
+          <w:tab w:val="num" w:pos="1440"/>
+        </w:tabs>
+        <w:ind w:left="1440" w:hanging="360"/>
+      </w:pPr>
+      <w:rPr>
+        <w:rFonts w:ascii="Courier New" w:hAnsi="Courier New" w:hint="default"/>
+        <w:sz w:val="20"/>
+      </w:rPr>
+    </w:lvl>
+    <w:lvl w:ilvl="2" w:tentative="1">
+      <w:start w:val="1"/>
+      <w:numFmt w:val="decimal"/>
+      <w:lvlText w:val="%3."/>
+      <w:lvlJc w:val="left"/>
+      <w:pPr>
+        <w:tabs>
+          <w:tab w:val="num" w:pos="2160"/>
+        </w:tabs>
+        <w:ind w:left="2160" w:hanging="360"/>
+      </w:pPr>
+    </w:lvl>
+    <w:lvl w:ilvl="3" w:tentative="1">
+      <w:start w:val="1"/>
+      <w:numFmt w:val="decimal"/>
+      <w:lvlText w:val="%4."/>
+      <w:lvlJc w:val="left"/>
+      <w:pPr>
+        <w:tabs>
+          <w:tab w:val="num" w:pos="2880"/>
+        </w:tabs>
+        <w:ind w:left="2880" w:hanging="360"/>
+      </w:pPr>
+    </w:lvl>
+    <w:lvl w:ilvl="4" w:tentative="1">
+      <w:start w:val="1"/>
+      <w:numFmt w:val="decimal"/>
+      <w:lvlText w:val="%5."/>
+      <w:lvlJc w:val="left"/>
+      <w:pPr>
+        <w:tabs>
+          <w:tab w:val="num" w:pos="3600"/>
+        </w:tabs>
+        <w:ind w:left="3600" w:hanging="360"/>
+      </w:pPr>
+    </w:lvl>
+    <w:lvl w:ilvl="5" w:tentative="1">
+      <w:start w:val="1"/>
+      <w:numFmt w:val="decimal"/>
+      <w:lvlText w:val="%6."/>
+      <w:lvlJc w:val="left"/>
+      <w:pPr>
+        <w:tabs>
+          <w:tab w:val="num" w:pos="4320"/>
+        </w:tabs>
+        <w:ind w:left="4320" w:hanging="360"/>
+      </w:pPr>
+    </w:lvl>
+    <w:lvl w:ilvl="6" w:tentative="1">
+      <w:start w:val="1"/>
+      <w:numFmt w:val="decimal"/>
+      <w:lvlText w:val="%7."/>
+      <w:lvlJc w:val="left"/>
+      <w:pPr>
+        <w:tabs>
+          <w:tab w:val="num" w:pos="5040"/>
+        </w:tabs>
+        <w:ind w:left="5040" w:hanging="360"/>
+      </w:pPr>
+    </w:lvl>
+    <w:lvl w:ilvl="7" w:tentative="1">
+      <w:start w:val="1"/>
+      <w:numFmt w:val="decimal"/>
+      <w:lvlText w:val="%8."/>
+      <w:lvlJc w:val="left"/>
+      <w:pPr>
+        <w:tabs>
+          <w:tab w:val="num" w:pos="5760"/>
+        </w:tabs>
+        <w:ind w:left="5760" w:hanging="360"/>
+      </w:pPr>
+    </w:lvl>
+    <w:lvl w:ilvl="8" w:tentative="1">
+      <w:start w:val="1"/>
+      <w:numFmt w:val="decimal"/>
+      <w:lvlText w:val="%9."/>
+      <w:lvlJc w:val="left"/>
+      <w:pPr>
+        <w:tabs>
+          <w:tab w:val="num" w:pos="6480"/>
+        </w:tabs>
+        <w:ind w:left="6480" w:hanging="360"/>
+      </w:pPr>
+    </w:lvl>
+  </w:abstractNum>
+  <w:abstractNum w:abstractNumId="6" w15:restartNumberingAfterBreak="0">
+    <w:nsid w:val="6623116D"/>
+    <w:multiLevelType w:val="multilevel"/>
+    <w:tmpl w:val="8208CBC8"/>
+    <w:lvl w:ilvl="0">
+      <w:start w:val="1"/>
+      <w:numFmt w:val="bullet"/>
+      <w:lvlText w:val=""/>
+      <w:lvlJc w:val="left"/>
+      <w:pPr>
+        <w:tabs>
+          <w:tab w:val="num" w:pos="720"/>
+        </w:tabs>
+        <w:ind w:left="720" w:hanging="360"/>
+      </w:pPr>
+      <w:rPr>
+        <w:rFonts w:ascii="Symbol" w:hAnsi="Symbol" w:hint="default"/>
+        <w:sz w:val="20"/>
+      </w:rPr>
+    </w:lvl>
+    <w:lvl w:ilvl="1">
+      <w:start w:val="1"/>
+      <w:numFmt w:val="bullet"/>
+      <w:lvlText w:val="o"/>
+      <w:lvlJc w:val="left"/>
+      <w:pPr>
+        <w:tabs>
+          <w:tab w:val="num" w:pos="1440"/>
+        </w:tabs>
+        <w:ind w:left="1440" w:hanging="360"/>
+      </w:pPr>
+      <w:rPr>
+        <w:rFonts w:ascii="Courier New" w:hAnsi="Courier New" w:hint="default"/>
+        <w:sz w:val="20"/>
+      </w:rPr>
+    </w:lvl>
+    <w:lvl w:ilvl="2" w:tentative="1">
+      <w:start w:val="1"/>
+      <w:numFmt w:val="bullet"/>
+      <w:lvlText w:val=""/>
+      <w:lvlJc w:val="left"/>
+      <w:pPr>
+        <w:tabs>
+          <w:tab w:val="num" w:pos="2160"/>
+        </w:tabs>
+        <w:ind w:left="2160" w:hanging="360"/>
+      </w:pPr>
+      <w:rPr>
+        <w:rFonts w:ascii="Wingdings" w:hAnsi="Wingdings" w:hint="default"/>
+        <w:sz w:val="20"/>
+      </w:rPr>
+    </w:lvl>
+    <w:lvl w:ilvl="3" w:tentative="1">
+      <w:start w:val="1"/>
+      <w:numFmt w:val="bullet"/>
+      <w:lvlText w:val=""/>
+      <w:lvlJc w:val="left"/>
+      <w:pPr>
+        <w:tabs>
+          <w:tab w:val="num" w:pos="2880"/>
+        </w:tabs>
+        <w:ind w:left="2880" w:hanging="360"/>
+      </w:pPr>
+      <w:rPr>
+        <w:rFonts w:ascii="Wingdings" w:hAnsi="Wingdings" w:hint="default"/>
+        <w:sz w:val="20"/>
+      </w:rPr>
+    </w:lvl>
+    <w:lvl w:ilvl="4" w:tentative="1">
+      <w:start w:val="1"/>
+      <w:numFmt w:val="bullet"/>
+      <w:lvlText w:val=""/>
+      <w:lvlJc w:val="left"/>
+      <w:pPr>
+        <w:tabs>
+          <w:tab w:val="num" w:pos="3600"/>
+        </w:tabs>
+        <w:ind w:left="3600" w:hanging="360"/>
+      </w:pPr>
+      <w:rPr>
+        <w:rFonts w:ascii="Wingdings" w:hAnsi="Wingdings" w:hint="default"/>
+        <w:sz w:val="20"/>
+      </w:rPr>
+    </w:lvl>
+    <w:lvl w:ilvl="5" w:tentative="1">
+      <w:start w:val="1"/>
+      <w:numFmt w:val="bullet"/>
+      <w:lvlText w:val=""/>
+      <w:lvlJc w:val="left"/>
+      <w:pPr>
+        <w:tabs>
+          <w:tab w:val="num" w:pos="4320"/>
+        </w:tabs>
+        <w:ind w:left="4320" w:hanging="360"/>
+      </w:pPr>
+      <w:rPr>
+        <w:rFonts w:ascii="Wingdings" w:hAnsi="Wingdings" w:hint="default"/>
+        <w:sz w:val="20"/>
+      </w:rPr>
+    </w:lvl>
+    <w:lvl w:ilvl="6" w:tentative="1">
+      <w:start w:val="1"/>
+      <w:numFmt w:val="bullet"/>
+      <w:lvlText w:val=""/>
+      <w:lvlJc w:val="left"/>
+      <w:pPr>
+        <w:tabs>
+          <w:tab w:val="num" w:pos="5040"/>
+        </w:tabs>
+        <w:ind w:left="5040" w:hanging="360"/>
+      </w:pPr>
+      <w:rPr>
+        <w:rFonts w:ascii="Wingdings" w:hAnsi="Wingdings" w:hint="default"/>
+        <w:sz w:val="20"/>
+      </w:rPr>
+    </w:lvl>
+    <w:lvl w:ilvl="7" w:tentative="1">
+      <w:start w:val="1"/>
+      <w:numFmt w:val="bullet"/>
+      <w:lvlText w:val=""/>
+      <w:lvlJc w:val="left"/>
+      <w:pPr>
+        <w:tabs>
+          <w:tab w:val="num" w:pos="5760"/>
+        </w:tabs>
+        <w:ind w:left="5760" w:hanging="360"/>
+      </w:pPr>
+      <w:rPr>
+        <w:rFonts w:ascii="Wingdings" w:hAnsi="Wingdings" w:hint="default"/>
+        <w:sz w:val="20"/>
+      </w:rPr>
+    </w:lvl>
+    <w:lvl w:ilvl="8" w:tentative="1">
+      <w:start w:val="1"/>
+      <w:numFmt w:val="bullet"/>
+      <w:lvlText w:val=""/>
+      <w:lvlJc w:val="left"/>
+      <w:pPr>
+        <w:tabs>
+          <w:tab w:val="num" w:pos="6480"/>
+        </w:tabs>
+        <w:ind w:left="6480" w:hanging="360"/>
+      </w:pPr>
+      <w:rPr>
+        <w:rFonts w:ascii="Wingdings" w:hAnsi="Wingdings" w:hint="default"/>
+        <w:sz w:val="20"/>
+      </w:rPr>
+    </w:lvl>
+  </w:abstractNum>
+  <w:abstractNum w:abstractNumId="7" w15:restartNumberingAfterBreak="0">
+    <w:nsid w:val="66260435"/>
+    <w:multiLevelType w:val="multilevel"/>
+    <w:tmpl w:val="4794559A"/>
+    <w:lvl w:ilvl="0">
+      <w:start w:val="1"/>
+      <w:numFmt w:val="decimal"/>
+      <w:lvlText w:val="%1."/>
+      <w:lvlJc w:val="left"/>
+      <w:pPr>
+        <w:tabs>
+          <w:tab w:val="num" w:pos="720"/>
+        </w:tabs>
+        <w:ind w:left="720" w:hanging="360"/>
+      </w:pPr>
+    </w:lvl>
+    <w:lvl w:ilvl="1">
+      <w:start w:val="1"/>
+      <w:numFmt w:val="bullet"/>
+      <w:lvlText w:val="o"/>
+      <w:lvlJc w:val="left"/>
+      <w:pPr>
+        <w:tabs>
+          <w:tab w:val="num" w:pos="1440"/>
+        </w:tabs>
+        <w:ind w:left="1440" w:hanging="360"/>
+      </w:pPr>
+      <w:rPr>
+        <w:rFonts w:ascii="Courier New" w:hAnsi="Courier New" w:hint="default"/>
+        <w:sz w:val="20"/>
+      </w:rPr>
+    </w:lvl>
+    <w:lvl w:ilvl="2" w:tentative="1">
+      <w:start w:val="1"/>
+      <w:numFmt w:val="decimal"/>
+      <w:lvlText w:val="%3."/>
+      <w:lvlJc w:val="left"/>
+      <w:pPr>
+        <w:tabs>
+          <w:tab w:val="num" w:pos="2160"/>
+        </w:tabs>
+        <w:ind w:left="2160" w:hanging="360"/>
+      </w:pPr>
+    </w:lvl>
+    <w:lvl w:ilvl="3" w:tentative="1">
+      <w:start w:val="1"/>
+      <w:numFmt w:val="decimal"/>
+      <w:lvlText w:val="%4."/>
+      <w:lvlJc w:val="left"/>
+      <w:pPr>
+        <w:tabs>
+          <w:tab w:val="num" w:pos="2880"/>
+        </w:tabs>
+        <w:ind w:left="2880" w:hanging="360"/>
+      </w:pPr>
+    </w:lvl>
+    <w:lvl w:ilvl="4" w:tentative="1">
+      <w:start w:val="1"/>
+      <w:numFmt w:val="decimal"/>
+      <w:lvlText w:val="%5."/>
+      <w:lvlJc w:val="left"/>
+      <w:pPr>
+        <w:tabs>
+          <w:tab w:val="num" w:pos="3600"/>
+        </w:tabs>
+        <w:ind w:left="3600" w:hanging="360"/>
+      </w:pPr>
+    </w:lvl>
+    <w:lvl w:ilvl="5" w:tentative="1">
+      <w:start w:val="1"/>
+      <w:numFmt w:val="decimal"/>
+      <w:lvlText w:val="%6."/>
+      <w:lvlJc w:val="left"/>
+      <w:pPr>
+        <w:tabs>
+          <w:tab w:val="num" w:pos="4320"/>
+        </w:tabs>
+        <w:ind w:left="4320" w:hanging="360"/>
+      </w:pPr>
+    </w:lvl>
+    <w:lvl w:ilvl="6" w:tentative="1">
+      <w:start w:val="1"/>
+      <w:numFmt w:val="decimal"/>
+      <w:lvlText w:val="%7."/>
+      <w:lvlJc w:val="left"/>
+      <w:pPr>
+        <w:tabs>
+          <w:tab w:val="num" w:pos="5040"/>
+        </w:tabs>
+        <w:ind w:left="5040" w:hanging="360"/>
+      </w:pPr>
+    </w:lvl>
+    <w:lvl w:ilvl="7" w:tentative="1">
+      <w:start w:val="1"/>
+      <w:numFmt w:val="decimal"/>
+      <w:lvlText w:val="%8."/>
+      <w:lvlJc w:val="left"/>
+      <w:pPr>
+        <w:tabs>
+          <w:tab w:val="num" w:pos="5760"/>
+        </w:tabs>
+        <w:ind w:left="5760" w:hanging="360"/>
+      </w:pPr>
+    </w:lvl>
+    <w:lvl w:ilvl="8" w:tentative="1">
+      <w:start w:val="1"/>
+      <w:numFmt w:val="decimal"/>
+      <w:lvlText w:val="%9."/>
+      <w:lvlJc w:val="left"/>
+      <w:pPr>
+        <w:tabs>
+          <w:tab w:val="num" w:pos="6480"/>
+        </w:tabs>
+        <w:ind w:left="6480" w:hanging="360"/>
+      </w:pPr>
+    </w:lvl>
+  </w:abstractNum>
+  <w:abstractNum w:abstractNumId="8" w15:restartNumberingAfterBreak="0">
+    <w:nsid w:val="7DAF0261"/>
+    <w:multiLevelType w:val="multilevel"/>
+    <w:tmpl w:val="BE30AD76"/>
+    <w:lvl w:ilvl="0">
+      <w:start w:val="1"/>
+      <w:numFmt w:val="bullet"/>
+      <w:lvlText w:val=""/>
+      <w:lvlJc w:val="left"/>
+      <w:pPr>
+        <w:tabs>
+          <w:tab w:val="num" w:pos="720"/>
+        </w:tabs>
+        <w:ind w:left="720" w:hanging="360"/>
+      </w:pPr>
+      <w:rPr>
+        <w:rFonts w:ascii="Symbol" w:hAnsi="Symbol" w:hint="default"/>
+        <w:sz w:val="20"/>
+      </w:rPr>
+    </w:lvl>
+    <w:lvl w:ilvl="1">
+      <w:start w:val="1"/>
+      <w:numFmt w:val="bullet"/>
+      <w:lvlText w:val="o"/>
+      <w:lvlJc w:val="left"/>
+      <w:pPr>
+        <w:tabs>
+          <w:tab w:val="num" w:pos="1440"/>
+        </w:tabs>
+        <w:ind w:left="1440" w:hanging="360"/>
+      </w:pPr>
+      <w:rPr>
+        <w:rFonts w:ascii="Courier New" w:hAnsi="Courier New" w:hint="default"/>
+        <w:sz w:val="20"/>
+      </w:rPr>
+    </w:lvl>
+    <w:lvl w:ilvl="2" w:tentative="1">
+      <w:start w:val="1"/>
+      <w:numFmt w:val="bullet"/>
+      <w:lvlText w:val=""/>
+      <w:lvlJc w:val="left"/>
+      <w:pPr>
+        <w:tabs>
+          <w:tab w:val="num" w:pos="2160"/>
+        </w:tabs>
+        <w:ind w:left="2160" w:hanging="360"/>
+      </w:pPr>
+      <w:rPr>
+        <w:rFonts w:ascii="Wingdings" w:hAnsi="Wingdings" w:hint="default"/>
+        <w:sz w:val="20"/>
+      </w:rPr>
+    </w:lvl>
+    <w:lvl w:ilvl="3" w:tentative="1">
+      <w:start w:val="1"/>
+      <w:numFmt w:val="bullet"/>
+      <w:lvlText w:val=""/>
+      <w:lvlJc w:val="left"/>
+      <w:pPr>
+        <w:tabs>
+          <w:tab w:val="num" w:pos="2880"/>
+        </w:tabs>
+        <w:ind w:left="2880" w:hanging="360"/>
+      </w:pPr>
+      <w:rPr>
+        <w:rFonts w:ascii="Wingdings" w:hAnsi="Wingdings" w:hint="default"/>
+        <w:sz w:val="20"/>
+      </w:rPr>
+    </w:lvl>
+    <w:lvl w:ilvl="4" w:tentative="1">
+      <w:start w:val="1"/>
+      <w:numFmt w:val="bullet"/>
+      <w:lvlText w:val=""/>
+      <w:lvlJc w:val="left"/>
+      <w:pPr>
+        <w:tabs>
+          <w:tab w:val="num" w:pos="3600"/>
+        </w:tabs>
+        <w:ind w:left="3600" w:hanging="360"/>
+      </w:pPr>
+      <w:rPr>
+        <w:rFonts w:ascii="Wingdings" w:hAnsi="Wingdings" w:hint="default"/>
+        <w:sz w:val="20"/>
+      </w:rPr>
+    </w:lvl>
+    <w:lvl w:ilvl="5" w:tentative="1">
+      <w:start w:val="1"/>
+      <w:numFmt w:val="bullet"/>
+      <w:lvlText w:val=""/>
+      <w:lvlJc w:val="left"/>
+      <w:pPr>
+        <w:tabs>
+          <w:tab w:val="num" w:pos="4320"/>
+        </w:tabs>
+        <w:ind w:left="4320" w:hanging="360"/>
+      </w:pPr>
+      <w:rPr>
+        <w:rFonts w:ascii="Wingdings" w:hAnsi="Wingdings" w:hint="default"/>
+        <w:sz w:val="20"/>
+      </w:rPr>
+    </w:lvl>
+    <w:lvl w:ilvl="6" w:tentative="1">
+      <w:start w:val="1"/>
+      <w:numFmt w:val="bullet"/>
+      <w:lvlText w:val=""/>
+      <w:lvlJc w:val="left"/>
+      <w:pPr>
+        <w:tabs>
+          <w:tab w:val="num" w:pos="5040"/>
+        </w:tabs>
+        <w:ind w:left="5040" w:hanging="360"/>
+      </w:pPr>
+      <w:rPr>
+        <w:rFonts w:ascii="Wingdings" w:hAnsi="Wingdings" w:hint="default"/>
+        <w:sz w:val="20"/>
+      </w:rPr>
+    </w:lvl>
+    <w:lvl w:ilvl="7" w:tentative="1">
+      <w:start w:val="1"/>
+      <w:numFmt w:val="bullet"/>
+      <w:lvlText w:val=""/>
+      <w:lvlJc w:val="left"/>
+      <w:pPr>
+        <w:tabs>
+          <w:tab w:val="num" w:pos="5760"/>
+        </w:tabs>
+        <w:ind w:left="5760" w:hanging="360"/>
+      </w:pPr>
+      <w:rPr>
+        <w:rFonts w:ascii="Wingdings" w:hAnsi="Wingdings" w:hint="default"/>
+        <w:sz w:val="20"/>
+      </w:rPr>
+    </w:lvl>
+    <w:lvl w:ilvl="8" w:tentative="1">
+      <w:start w:val="1"/>
+      <w:numFmt w:val="bullet"/>
+      <w:lvlText w:val=""/>
+      <w:lvlJc w:val="left"/>
+      <w:pPr>
+        <w:tabs>
+          <w:tab w:val="num" w:pos="6480"/>
+        </w:tabs>
+        <w:ind w:left="6480" w:hanging="360"/>
+      </w:pPr>
+      <w:rPr>
+        <w:rFonts w:ascii="Wingdings" w:hAnsi="Wingdings" w:hint="default"/>
+        <w:sz w:val="20"/>
+      </w:rPr>
+    </w:lvl>
+  </w:abstractNum>
+  <w:num w:numId="1">
+    <w:abstractNumId w:val="8"/>
+  </w:num>
+  <w:num w:numId="2">
+    <w:abstractNumId w:val="0"/>
+  </w:num>
+  <w:num w:numId="3">
+    <w:abstractNumId w:val="1"/>
+  </w:num>
+  <w:num w:numId="4">
+    <w:abstractNumId w:val="5"/>
+  </w:num>
+  <w:num w:numId="5">
+    <w:abstractNumId w:val="4"/>
+  </w:num>
+  <w:num w:numId="6">
+    <w:abstractNumId w:val="3"/>
+  </w:num>
+  <w:num w:numId="7">
+    <w:abstractNumId w:val="7"/>
+  </w:num>
+  <w:num w:numId="8">
+    <w:abstractNumId w:val="6"/>
+  </w:num>
+  <w:num w:numId="9">
+    <w:abstractNumId w:val="2"/>
+  </w:num>
+</w:numbering>
 </file>
 
 <file path=word/styles.xml><?xml version="1.0" encoding="utf-8"?>
@@ -1007,6 +5149,48 @@
     <w:name w:val="Normal"/>
     <w:qFormat/>
   </w:style>
+  <w:style w:type="paragraph" w:styleId="Heading3">
+    <w:name w:val="heading 3"/>
+    <w:basedOn w:val="Normal"/>
+    <w:link w:val="Heading3Char"/>
+    <w:uiPriority w:val="9"/>
+    <w:qFormat/>
+    <w:rsid w:val="00701736"/>
+    <w:pPr>
+      <w:spacing w:before="100" w:beforeAutospacing="1" w:after="100" w:afterAutospacing="1" w:line="240" w:lineRule="auto"/>
+      <w:outlineLvl w:val="2"/>
+    </w:pPr>
+    <w:rPr>
+      <w:rFonts w:ascii="Times New Roman" w:eastAsia="Times New Roman" w:hAnsi="Times New Roman" w:cs="Times New Roman"/>
+      <w:b/>
+      <w:bCs/>
+      <w:sz w:val="27"/>
+      <w:szCs w:val="27"/>
+    </w:rPr>
+  </w:style>
+  <w:style w:type="paragraph" w:styleId="Heading4">
+    <w:name w:val="heading 4"/>
+    <w:basedOn w:val="Normal"/>
+    <w:next w:val="Normal"/>
+    <w:link w:val="Heading4Char"/>
+    <w:uiPriority w:val="9"/>
+    <w:semiHidden/>
+    <w:unhideWhenUsed/>
+    <w:qFormat/>
+    <w:rsid w:val="00701736"/>
+    <w:pPr>
+      <w:keepNext/>
+      <w:keepLines/>
+      <w:spacing w:before="40" w:after="0"/>
+      <w:outlineLvl w:val="3"/>
+    </w:pPr>
+    <w:rPr>
+      <w:rFonts w:asciiTheme="majorHAnsi" w:eastAsiaTheme="majorEastAsia" w:hAnsiTheme="majorHAnsi" w:cstheme="majorBidi"/>
+      <w:i/>
+      <w:iCs/>
+      <w:color w:val="2E74B5" w:themeColor="accent1" w:themeShade="BF"/>
+    </w:rPr>
+  </w:style>
   <w:style w:type="character" w:default="1" w:styleId="DefaultParagraphFont">
     <w:name w:val="Default Paragraph Font"/>
     <w:uiPriority w:val="1"/>
@@ -1033,6 +5217,185 @@
     <w:uiPriority w:val="99"/>
     <w:semiHidden/>
     <w:unhideWhenUsed/>
+  </w:style>
+  <w:style w:type="character" w:customStyle="1" w:styleId="Heading3Char">
+    <w:name w:val="Heading 3 Char"/>
+    <w:basedOn w:val="DefaultParagraphFont"/>
+    <w:link w:val="Heading3"/>
+    <w:uiPriority w:val="9"/>
+    <w:rsid w:val="00701736"/>
+    <w:rPr>
+      <w:rFonts w:ascii="Times New Roman" w:eastAsia="Times New Roman" w:hAnsi="Times New Roman" w:cs="Times New Roman"/>
+      <w:b/>
+      <w:bCs/>
+      <w:sz w:val="27"/>
+      <w:szCs w:val="27"/>
+    </w:rPr>
+  </w:style>
+  <w:style w:type="paragraph" w:styleId="NormalWeb">
+    <w:name w:val="Normal (Web)"/>
+    <w:basedOn w:val="Normal"/>
+    <w:uiPriority w:val="99"/>
+    <w:semiHidden/>
+    <w:unhideWhenUsed/>
+    <w:rsid w:val="00701736"/>
+    <w:pPr>
+      <w:spacing w:before="100" w:beforeAutospacing="1" w:after="100" w:afterAutospacing="1" w:line="240" w:lineRule="auto"/>
+    </w:pPr>
+    <w:rPr>
+      <w:rFonts w:ascii="Times New Roman" w:eastAsia="Times New Roman" w:hAnsi="Times New Roman" w:cs="Times New Roman"/>
+      <w:sz w:val="24"/>
+      <w:szCs w:val="24"/>
+    </w:rPr>
+  </w:style>
+  <w:style w:type="character" w:styleId="HTMLCode">
+    <w:name w:val="HTML Code"/>
+    <w:basedOn w:val="DefaultParagraphFont"/>
+    <w:uiPriority w:val="99"/>
+    <w:semiHidden/>
+    <w:unhideWhenUsed/>
+    <w:rsid w:val="00701736"/>
+    <w:rPr>
+      <w:rFonts w:ascii="Courier New" w:eastAsia="Times New Roman" w:hAnsi="Courier New" w:cs="Courier New"/>
+      <w:sz w:val="20"/>
+      <w:szCs w:val="20"/>
+    </w:rPr>
+  </w:style>
+  <w:style w:type="character" w:customStyle="1" w:styleId="ng-tns-c1961595714-22">
+    <w:name w:val="ng-tns-c1961595714-22"/>
+    <w:basedOn w:val="DefaultParagraphFont"/>
+    <w:rsid w:val="00701736"/>
+  </w:style>
+  <w:style w:type="paragraph" w:styleId="HTMLPreformatted">
+    <w:name w:val="HTML Preformatted"/>
+    <w:basedOn w:val="Normal"/>
+    <w:link w:val="HTMLPreformattedChar"/>
+    <w:uiPriority w:val="99"/>
+    <w:semiHidden/>
+    <w:unhideWhenUsed/>
+    <w:rsid w:val="00701736"/>
+    <w:pPr>
+      <w:tabs>
+        <w:tab w:val="left" w:pos="916"/>
+        <w:tab w:val="left" w:pos="1832"/>
+        <w:tab w:val="left" w:pos="2748"/>
+        <w:tab w:val="left" w:pos="3664"/>
+        <w:tab w:val="left" w:pos="4580"/>
+        <w:tab w:val="left" w:pos="5496"/>
+        <w:tab w:val="left" w:pos="6412"/>
+        <w:tab w:val="left" w:pos="7328"/>
+        <w:tab w:val="left" w:pos="8244"/>
+        <w:tab w:val="left" w:pos="9160"/>
+        <w:tab w:val="left" w:pos="10076"/>
+        <w:tab w:val="left" w:pos="10992"/>
+        <w:tab w:val="left" w:pos="11908"/>
+        <w:tab w:val="left" w:pos="12824"/>
+        <w:tab w:val="left" w:pos="13740"/>
+        <w:tab w:val="left" w:pos="14656"/>
+      </w:tabs>
+      <w:spacing w:after="0" w:line="240" w:lineRule="auto"/>
+    </w:pPr>
+    <w:rPr>
+      <w:rFonts w:ascii="Courier New" w:eastAsia="Times New Roman" w:hAnsi="Courier New" w:cs="Courier New"/>
+      <w:sz w:val="20"/>
+      <w:szCs w:val="20"/>
+    </w:rPr>
+  </w:style>
+  <w:style w:type="character" w:customStyle="1" w:styleId="HTMLPreformattedChar">
+    <w:name w:val="HTML Preformatted Char"/>
+    <w:basedOn w:val="DefaultParagraphFont"/>
+    <w:link w:val="HTMLPreformatted"/>
+    <w:uiPriority w:val="99"/>
+    <w:semiHidden/>
+    <w:rsid w:val="00701736"/>
+    <w:rPr>
+      <w:rFonts w:ascii="Courier New" w:eastAsia="Times New Roman" w:hAnsi="Courier New" w:cs="Courier New"/>
+      <w:sz w:val="20"/>
+      <w:szCs w:val="20"/>
+    </w:rPr>
+  </w:style>
+  <w:style w:type="character" w:customStyle="1" w:styleId="Heading4Char">
+    <w:name w:val="Heading 4 Char"/>
+    <w:basedOn w:val="DefaultParagraphFont"/>
+    <w:link w:val="Heading4"/>
+    <w:uiPriority w:val="9"/>
+    <w:semiHidden/>
+    <w:rsid w:val="00701736"/>
+    <w:rPr>
+      <w:rFonts w:asciiTheme="majorHAnsi" w:eastAsiaTheme="majorEastAsia" w:hAnsiTheme="majorHAnsi" w:cstheme="majorBidi"/>
+      <w:i/>
+      <w:iCs/>
+      <w:color w:val="2E74B5" w:themeColor="accent1" w:themeShade="BF"/>
+    </w:rPr>
+  </w:style>
+  <w:style w:type="character" w:customStyle="1" w:styleId="ng-tns-c1961595714-23">
+    <w:name w:val="ng-tns-c1961595714-23"/>
+    <w:basedOn w:val="DefaultParagraphFont"/>
+    <w:rsid w:val="00701736"/>
+  </w:style>
+  <w:style w:type="character" w:customStyle="1" w:styleId="ng-tns-c1961595714-24">
+    <w:name w:val="ng-tns-c1961595714-24"/>
+    <w:basedOn w:val="DefaultParagraphFont"/>
+    <w:rsid w:val="00701736"/>
+  </w:style>
+  <w:style w:type="character" w:customStyle="1" w:styleId="ng-tns-c1961595714-25">
+    <w:name w:val="ng-tns-c1961595714-25"/>
+    <w:basedOn w:val="DefaultParagraphFont"/>
+    <w:rsid w:val="00701736"/>
+  </w:style>
+  <w:style w:type="character" w:customStyle="1" w:styleId="ng-tns-c1961595714-39">
+    <w:name w:val="ng-tns-c1961595714-39"/>
+    <w:basedOn w:val="DefaultParagraphFont"/>
+    <w:rsid w:val="00492351"/>
+  </w:style>
+  <w:style w:type="character" w:customStyle="1" w:styleId="hljs-attr">
+    <w:name w:val="hljs-attr"/>
+    <w:basedOn w:val="DefaultParagraphFont"/>
+    <w:rsid w:val="00492351"/>
+  </w:style>
+  <w:style w:type="character" w:customStyle="1" w:styleId="hljs-string">
+    <w:name w:val="hljs-string"/>
+    <w:basedOn w:val="DefaultParagraphFont"/>
+    <w:rsid w:val="00492351"/>
+  </w:style>
+  <w:style w:type="character" w:customStyle="1" w:styleId="hljs-literal">
+    <w:name w:val="hljs-literal"/>
+    <w:basedOn w:val="DefaultParagraphFont"/>
+    <w:rsid w:val="00492351"/>
+  </w:style>
+  <w:style w:type="character" w:customStyle="1" w:styleId="ng-tns-c1961595714-40">
+    <w:name w:val="ng-tns-c1961595714-40"/>
+    <w:basedOn w:val="DefaultParagraphFont"/>
+    <w:rsid w:val="00492351"/>
+  </w:style>
+  <w:style w:type="character" w:customStyle="1" w:styleId="ng-tns-c1961595714-41">
+    <w:name w:val="ng-tns-c1961595714-41"/>
+    <w:basedOn w:val="DefaultParagraphFont"/>
+    <w:rsid w:val="00492351"/>
+  </w:style>
+  <w:style w:type="paragraph" w:styleId="Caption">
+    <w:name w:val="caption"/>
+    <w:basedOn w:val="Normal"/>
+    <w:next w:val="Normal"/>
+    <w:uiPriority w:val="35"/>
+    <w:unhideWhenUsed/>
+    <w:qFormat/>
+    <w:rsid w:val="001D292A"/>
+    <w:pPr>
+      <w:spacing w:after="200" w:line="240" w:lineRule="auto"/>
+    </w:pPr>
+    <w:rPr>
+      <w:i/>
+      <w:iCs/>
+      <w:color w:val="44546A" w:themeColor="text2"/>
+      <w:sz w:val="18"/>
+      <w:szCs w:val="18"/>
+    </w:rPr>
+  </w:style>
+  <w:style w:type="character" w:customStyle="1" w:styleId="inlinevariable">
+    <w:name w:val="inlinevariable"/>
+    <w:basedOn w:val="DefaultParagraphFont"/>
+    <w:rsid w:val="008A7DB8"/>
   </w:style>
 </w:styles>
 </file>
